--- a/Documentation/Documentation-Summer.docx
+++ b/Documentation/Documentation-Summer.docx
@@ -35,6 +35,24 @@
       </w:pPr>
       <w:r>
         <w:t xml:space="preserve">Started gathering literature on Photogrammetry (related to Google Street View Images) in order to be able to approach the problem of the 2D Google Street View images not converting into 3D via COLMAP. </w:t>
+      </w:r>
+    </w:p>
+    <w:p/>
+    <w:p>
+      <w:r>
+        <w:t>05/27/2026</w:t>
+      </w:r>
+    </w:p>
+    <w:p>
+      <w:pPr>
+        <w:pStyle w:val="ListParagraph"/>
+        <w:numPr>
+          <w:ilvl w:val="0"/>
+          <w:numId w:val="2"/>
+        </w:numPr>
+      </w:pPr>
+      <w:r>
+        <w:t>Started to skim through literature, taking note on What, Why, How, Conclusions, and Relevancy</w:t>
       </w:r>
     </w:p>
     <w:sectPr>
@@ -162,8 +180,124 @@
       </w:rPr>
     </w:lvl>
   </w:abstractNum>
+  <w:abstractNum w:abstractNumId="1" w15:restartNumberingAfterBreak="0">
+    <w:nsid w:val="1BF37DF2"/>
+    <w:multiLevelType w:val="hybridMultilevel"/>
+    <w:tmpl w:val="04885720"/>
+    <w:lvl w:ilvl="0" w:tplc="04090001">
+      <w:start w:val="1"/>
+      <w:numFmt w:val="bullet"/>
+      <w:lvlText w:val=""/>
+      <w:lvlJc w:val="left"/>
+      <w:pPr>
+        <w:ind w:left="720" w:hanging="360"/>
+      </w:pPr>
+      <w:rPr>
+        <w:rFonts w:ascii="Symbol" w:hAnsi="Symbol" w:hint="default"/>
+      </w:rPr>
+    </w:lvl>
+    <w:lvl w:ilvl="1" w:tplc="04090003" w:tentative="1">
+      <w:start w:val="1"/>
+      <w:numFmt w:val="bullet"/>
+      <w:lvlText w:val="o"/>
+      <w:lvlJc w:val="left"/>
+      <w:pPr>
+        <w:ind w:left="1440" w:hanging="360"/>
+      </w:pPr>
+      <w:rPr>
+        <w:rFonts w:ascii="Courier New" w:hAnsi="Courier New" w:cs="Courier New" w:hint="default"/>
+      </w:rPr>
+    </w:lvl>
+    <w:lvl w:ilvl="2" w:tplc="04090005" w:tentative="1">
+      <w:start w:val="1"/>
+      <w:numFmt w:val="bullet"/>
+      <w:lvlText w:val=""/>
+      <w:lvlJc w:val="left"/>
+      <w:pPr>
+        <w:ind w:left="2160" w:hanging="360"/>
+      </w:pPr>
+      <w:rPr>
+        <w:rFonts w:ascii="Wingdings" w:hAnsi="Wingdings" w:hint="default"/>
+      </w:rPr>
+    </w:lvl>
+    <w:lvl w:ilvl="3" w:tplc="04090001" w:tentative="1">
+      <w:start w:val="1"/>
+      <w:numFmt w:val="bullet"/>
+      <w:lvlText w:val=""/>
+      <w:lvlJc w:val="left"/>
+      <w:pPr>
+        <w:ind w:left="2880" w:hanging="360"/>
+      </w:pPr>
+      <w:rPr>
+        <w:rFonts w:ascii="Symbol" w:hAnsi="Symbol" w:hint="default"/>
+      </w:rPr>
+    </w:lvl>
+    <w:lvl w:ilvl="4" w:tplc="04090003" w:tentative="1">
+      <w:start w:val="1"/>
+      <w:numFmt w:val="bullet"/>
+      <w:lvlText w:val="o"/>
+      <w:lvlJc w:val="left"/>
+      <w:pPr>
+        <w:ind w:left="3600" w:hanging="360"/>
+      </w:pPr>
+      <w:rPr>
+        <w:rFonts w:ascii="Courier New" w:hAnsi="Courier New" w:cs="Courier New" w:hint="default"/>
+      </w:rPr>
+    </w:lvl>
+    <w:lvl w:ilvl="5" w:tplc="04090005" w:tentative="1">
+      <w:start w:val="1"/>
+      <w:numFmt w:val="bullet"/>
+      <w:lvlText w:val=""/>
+      <w:lvlJc w:val="left"/>
+      <w:pPr>
+        <w:ind w:left="4320" w:hanging="360"/>
+      </w:pPr>
+      <w:rPr>
+        <w:rFonts w:ascii="Wingdings" w:hAnsi="Wingdings" w:hint="default"/>
+      </w:rPr>
+    </w:lvl>
+    <w:lvl w:ilvl="6" w:tplc="04090001" w:tentative="1">
+      <w:start w:val="1"/>
+      <w:numFmt w:val="bullet"/>
+      <w:lvlText w:val=""/>
+      <w:lvlJc w:val="left"/>
+      <w:pPr>
+        <w:ind w:left="5040" w:hanging="360"/>
+      </w:pPr>
+      <w:rPr>
+        <w:rFonts w:ascii="Symbol" w:hAnsi="Symbol" w:hint="default"/>
+      </w:rPr>
+    </w:lvl>
+    <w:lvl w:ilvl="7" w:tplc="04090003" w:tentative="1">
+      <w:start w:val="1"/>
+      <w:numFmt w:val="bullet"/>
+      <w:lvlText w:val="o"/>
+      <w:lvlJc w:val="left"/>
+      <w:pPr>
+        <w:ind w:left="5760" w:hanging="360"/>
+      </w:pPr>
+      <w:rPr>
+        <w:rFonts w:ascii="Courier New" w:hAnsi="Courier New" w:cs="Courier New" w:hint="default"/>
+      </w:rPr>
+    </w:lvl>
+    <w:lvl w:ilvl="8" w:tplc="04090005" w:tentative="1">
+      <w:start w:val="1"/>
+      <w:numFmt w:val="bullet"/>
+      <w:lvlText w:val=""/>
+      <w:lvlJc w:val="left"/>
+      <w:pPr>
+        <w:ind w:left="6480" w:hanging="360"/>
+      </w:pPr>
+      <w:rPr>
+        <w:rFonts w:ascii="Wingdings" w:hAnsi="Wingdings" w:hint="default"/>
+      </w:rPr>
+    </w:lvl>
+  </w:abstractNum>
   <w:num w:numId="1" w16cid:durableId="19668082">
     <w:abstractNumId w:val="0"/>
+  </w:num>
+  <w:num w:numId="2" w16cid:durableId="361444198">
+    <w:abstractNumId w:val="1"/>
   </w:num>
 </w:numbering>
 </file>

--- a/Documentation/Documentation-Summer.docx
+++ b/Documentation/Documentation-Summer.docx
@@ -55,6 +55,150 @@
         <w:t>Started to skim through literature, taking note on What, Why, How, Conclusions, and Relevancy</w:t>
       </w:r>
     </w:p>
+    <w:p/>
+    <w:p>
+      <w:r>
+        <w:t>05/2</w:t>
+      </w:r>
+      <w:r>
+        <w:t>8</w:t>
+      </w:r>
+      <w:r>
+        <w:t>/2026</w:t>
+      </w:r>
+    </w:p>
+    <w:p>
+      <w:r>
+        <w:t>•</w:t>
+      </w:r>
+      <w:r>
+        <w:tab/>
+      </w:r>
+      <w:r>
+        <w:t>S</w:t>
+      </w:r>
+      <w:r>
+        <w:t xml:space="preserve">kim through literature, taking note on </w:t>
+      </w:r>
+      <w:r>
+        <w:t>w</w:t>
+      </w:r>
+      <w:r>
+        <w:t xml:space="preserve">hat, </w:t>
+      </w:r>
+      <w:r>
+        <w:t>w</w:t>
+      </w:r>
+      <w:r>
+        <w:t xml:space="preserve">hy, </w:t>
+      </w:r>
+      <w:r>
+        <w:t>h</w:t>
+      </w:r>
+      <w:r>
+        <w:t xml:space="preserve">ow, </w:t>
+      </w:r>
+      <w:r>
+        <w:t>c</w:t>
+      </w:r>
+      <w:r>
+        <w:t>onclusions, an</w:t>
+      </w:r>
+      <w:r>
+        <w:t>d relevancy</w:t>
+      </w:r>
+    </w:p>
+    <w:p/>
+    <w:p>
+      <w:r>
+        <w:t>05/</w:t>
+      </w:r>
+      <w:r>
+        <w:t>30</w:t>
+      </w:r>
+      <w:r>
+        <w:t>/2026</w:t>
+      </w:r>
+    </w:p>
+    <w:p>
+      <w:r>
+        <w:t>•</w:t>
+      </w:r>
+      <w:r>
+        <w:tab/>
+        <w:t>Skim through literature, taking note on what, why, how, conclusions, and relevancy</w:t>
+      </w:r>
+    </w:p>
+    <w:p/>
+    <w:p>
+      <w:r>
+        <w:t>0</w:t>
+      </w:r>
+      <w:r>
+        <w:t>6/02</w:t>
+      </w:r>
+      <w:r>
+        <w:t>/2026</w:t>
+      </w:r>
+    </w:p>
+    <w:p>
+      <w:r>
+        <w:t>•</w:t>
+      </w:r>
+      <w:r>
+        <w:tab/>
+      </w:r>
+      <w:r>
+        <w:t>Deep read of “Accuracy Assessment of 3D Models Generated From Google Street View Imagery”</w:t>
+      </w:r>
+    </w:p>
+    <w:p/>
+    <w:p>
+      <w:r>
+        <w:t>06/03/2026</w:t>
+      </w:r>
+    </w:p>
+    <w:p>
+      <w:pPr>
+        <w:pStyle w:val="ListParagraph"/>
+        <w:numPr>
+          <w:ilvl w:val="0"/>
+          <w:numId w:val="2"/>
+        </w:numPr>
+      </w:pPr>
+      <w:r>
+        <w:t>Deep read of “Street View Imagery-based Method for Reconstructing 3D Building Façade Openings”</w:t>
+      </w:r>
+    </w:p>
+    <w:p/>
+    <w:p>
+      <w:r>
+        <w:t>06/04/2026</w:t>
+      </w:r>
+    </w:p>
+    <w:p>
+      <w:pPr>
+        <w:pStyle w:val="ListParagraph"/>
+        <w:numPr>
+          <w:ilvl w:val="0"/>
+          <w:numId w:val="2"/>
+        </w:numPr>
+      </w:pPr>
+      <w:r>
+        <w:lastRenderedPageBreak/>
+        <w:t>Deep read of “Street View Imagery-based Method for Reconstructing 3D Building Façade Openings” and “3D City Reconstruction From Google Street View”</w:t>
+      </w:r>
+    </w:p>
+    <w:p/>
+    <w:p>
+      <w:r>
+        <w:t>06/06/2026</w:t>
+      </w:r>
+    </w:p>
+    <w:p/>
+    <w:p/>
+    <w:p/>
+    <w:p/>
     <w:sectPr>
       <w:pgSz w:w="12240" w:h="15840"/>
       <w:pgMar w:top="1440" w:right="1440" w:bottom="1440" w:left="1440" w:header="720" w:footer="720" w:gutter="0"/>
@@ -183,7 +327,7 @@
   <w:abstractNum w:abstractNumId="1" w15:restartNumberingAfterBreak="0">
     <w:nsid w:val="1BF37DF2"/>
     <w:multiLevelType w:val="hybridMultilevel"/>
-    <w:tmpl w:val="04885720"/>
+    <w:tmpl w:val="F7E25C5E"/>
     <w:lvl w:ilvl="0" w:tplc="04090001">
       <w:start w:val="1"/>
       <w:numFmt w:val="bullet"/>

--- a/Documentation/Documentation-Summer.docx
+++ b/Documentation/Documentation-Summer.docx
@@ -58,66 +58,7 @@
     <w:p/>
     <w:p>
       <w:r>
-        <w:t>05/2</w:t>
-      </w:r>
-      <w:r>
-        <w:t>8</w:t>
-      </w:r>
-      <w:r>
-        <w:t>/2026</w:t>
-      </w:r>
-    </w:p>
-    <w:p>
-      <w:r>
-        <w:t>•</w:t>
-      </w:r>
-      <w:r>
-        <w:tab/>
-      </w:r>
-      <w:r>
-        <w:t>S</w:t>
-      </w:r>
-      <w:r>
-        <w:t xml:space="preserve">kim through literature, taking note on </w:t>
-      </w:r>
-      <w:r>
-        <w:t>w</w:t>
-      </w:r>
-      <w:r>
-        <w:t xml:space="preserve">hat, </w:t>
-      </w:r>
-      <w:r>
-        <w:t>w</w:t>
-      </w:r>
-      <w:r>
-        <w:t xml:space="preserve">hy, </w:t>
-      </w:r>
-      <w:r>
-        <w:t>h</w:t>
-      </w:r>
-      <w:r>
-        <w:t xml:space="preserve">ow, </w:t>
-      </w:r>
-      <w:r>
-        <w:t>c</w:t>
-      </w:r>
-      <w:r>
-        <w:t>onclusions, an</w:t>
-      </w:r>
-      <w:r>
-        <w:t>d relevancy</w:t>
-      </w:r>
-    </w:p>
-    <w:p/>
-    <w:p>
-      <w:r>
-        <w:t>05/</w:t>
-      </w:r>
-      <w:r>
-        <w:t>30</w:t>
-      </w:r>
-      <w:r>
-        <w:t>/2026</w:t>
+        <w:t>05/28/2026</w:t>
       </w:r>
     </w:p>
     <w:p>
@@ -132,13 +73,7 @@
     <w:p/>
     <w:p>
       <w:r>
-        <w:t>0</w:t>
-      </w:r>
-      <w:r>
-        <w:t>6/02</w:t>
-      </w:r>
-      <w:r>
-        <w:t>/2026</w:t>
+        <w:t>05/30/2026</w:t>
       </w:r>
     </w:p>
     <w:p>
@@ -147,8 +82,21 @@
       </w:r>
       <w:r>
         <w:tab/>
-      </w:r>
-      <w:r>
+        <w:t>Skim through literature, taking note on what, why, how, conclusions, and relevancy</w:t>
+      </w:r>
+    </w:p>
+    <w:p/>
+    <w:p>
+      <w:r>
+        <w:t>06/02/2026</w:t>
+      </w:r>
+    </w:p>
+    <w:p>
+      <w:r>
+        <w:t>•</w:t>
+      </w:r>
+      <w:r>
+        <w:tab/>
         <w:t>Deep read of “Accuracy Assessment of 3D Models Generated From Google Street View Imagery”</w:t>
       </w:r>
     </w:p>
@@ -193,6 +141,345 @@
     <w:p>
       <w:r>
         <w:t>06/06/2026</w:t>
+      </w:r>
+    </w:p>
+    <w:p>
+      <w:pPr>
+        <w:pStyle w:val="ListParagraph"/>
+        <w:numPr>
+          <w:ilvl w:val="0"/>
+          <w:numId w:val="2"/>
+        </w:numPr>
+      </w:pPr>
+      <w:r>
+        <w:t>Based on Literature, New Plan has been created:</w:t>
+      </w:r>
+    </w:p>
+    <w:p>
+      <w:pPr>
+        <w:pStyle w:val="ListParagraph"/>
+        <w:numPr>
+          <w:ilvl w:val="1"/>
+          <w:numId w:val="2"/>
+        </w:numPr>
+      </w:pPr>
+      <w:r>
+        <w:t xml:space="preserve">Sources for this </w:t>
+      </w:r>
+    </w:p>
+    <w:p>
+      <w:pPr>
+        <w:pStyle w:val="ListParagraph"/>
+        <w:numPr>
+          <w:ilvl w:val="2"/>
+          <w:numId w:val="2"/>
+        </w:numPr>
+      </w:pPr>
+      <w:r>
+        <w:t xml:space="preserve">[1] 3D City Reconstruction From Google Street View </w:t>
+      </w:r>
+    </w:p>
+    <w:p>
+      <w:pPr>
+        <w:pStyle w:val="ListParagraph"/>
+        <w:numPr>
+          <w:ilvl w:val="2"/>
+          <w:numId w:val="2"/>
+        </w:numPr>
+      </w:pPr>
+      <w:r>
+        <w:t>[2] Accuracy Assessment of 3D Models Generated From Google Street View Imagery</w:t>
+      </w:r>
+    </w:p>
+    <w:p>
+      <w:pPr>
+        <w:pStyle w:val="ListParagraph"/>
+        <w:numPr>
+          <w:ilvl w:val="2"/>
+          <w:numId w:val="2"/>
+        </w:numPr>
+      </w:pPr>
+      <w:r>
+        <w:t>[3] Street View Imagery-based Method For Reconstructing 3D Building Façade Openings</w:t>
+      </w:r>
+    </w:p>
+    <w:p>
+      <w:pPr>
+        <w:pStyle w:val="ListParagraph"/>
+        <w:numPr>
+          <w:ilvl w:val="1"/>
+          <w:numId w:val="2"/>
+        </w:numPr>
+      </w:pPr>
+      <w:r>
+        <w:t>Split equirectangular panoramas into normal perspective (rectilinear) images (Equirec2Perspec). Treated as pinhole cameras</w:t>
+      </w:r>
+    </w:p>
+    <w:p>
+      <w:pPr>
+        <w:pStyle w:val="ListParagraph"/>
+        <w:numPr>
+          <w:ilvl w:val="1"/>
+          <w:numId w:val="2"/>
+        </w:numPr>
+      </w:pPr>
+      <w:r>
+        <w:t>Refinement, cropping the "frontal view" perspective to align the facade boundaries and minimize spherical distortions or obstructions. Can look at [2] for masking, which likely is just training a model, and can look at [3] for "Frontal View" method</w:t>
+      </w:r>
+    </w:p>
+    <w:p>
+      <w:pPr>
+        <w:pStyle w:val="ListParagraph"/>
+        <w:numPr>
+          <w:ilvl w:val="1"/>
+          <w:numId w:val="2"/>
+        </w:numPr>
+      </w:pPr>
+      <w:r>
+        <w:t>Estimate Cemera Parameters mathematically by establishing the geometric relationship between the 2D image and the 3D world coordinates. You can look at [3] on how to do this</w:t>
+      </w:r>
+    </w:p>
+    <w:p>
+      <w:pPr>
+        <w:pStyle w:val="ListParagraph"/>
+        <w:numPr>
+          <w:ilvl w:val="1"/>
+          <w:numId w:val="2"/>
+        </w:numPr>
+      </w:pPr>
+      <w:r>
+        <w:t>Piece output together. Each facade is treated as an independent target. Merge into a single file. Sources [3] use cjio Python package to merge multiple CityJSON building models or can compose multiple clouds by applying an offset proportional real-world GPS distance between the original panoramas [1].</w:t>
+      </w:r>
+    </w:p>
+    <w:p>
+      <w:pPr>
+        <w:pStyle w:val="ListParagraph"/>
+        <w:numPr>
+          <w:ilvl w:val="0"/>
+          <w:numId w:val="2"/>
+        </w:numPr>
+      </w:pPr>
+      <w:r>
+        <w:t>Testing plan:</w:t>
+      </w:r>
+    </w:p>
+    <w:p>
+      <w:pPr>
+        <w:pStyle w:val="ListParagraph"/>
+        <w:numPr>
+          <w:ilvl w:val="1"/>
+          <w:numId w:val="2"/>
+        </w:numPr>
+      </w:pPr>
+      <w:r>
+        <w:t>set up on pace</w:t>
+      </w:r>
+    </w:p>
+    <w:p>
+      <w:pPr>
+        <w:pStyle w:val="ListParagraph"/>
+        <w:numPr>
+          <w:ilvl w:val="1"/>
+          <w:numId w:val="2"/>
+        </w:numPr>
+      </w:pPr>
+      <w:r>
+        <w:t>test single image (pinhole, split panos as rectilinear imgs)</w:t>
+      </w:r>
+    </w:p>
+    <w:p>
+      <w:pPr>
+        <w:pStyle w:val="ListParagraph"/>
+        <w:numPr>
+          <w:ilvl w:val="1"/>
+          <w:numId w:val="2"/>
+        </w:numPr>
+      </w:pPr>
+      <w:r>
+        <w:t>test "frontal view" vs angle</w:t>
+      </w:r>
+    </w:p>
+    <w:p>
+      <w:pPr>
+        <w:pStyle w:val="ListParagraph"/>
+        <w:numPr>
+          <w:ilvl w:val="1"/>
+          <w:numId w:val="2"/>
+        </w:numPr>
+      </w:pPr>
+      <w:r>
+        <w:t>test different crop sizes</w:t>
+      </w:r>
+    </w:p>
+    <w:p>
+      <w:pPr>
+        <w:pStyle w:val="ListParagraph"/>
+        <w:numPr>
+          <w:ilvl w:val="1"/>
+          <w:numId w:val="2"/>
+        </w:numPr>
+      </w:pPr>
+      <w:r>
+        <w:t>test single image with masked out sky</w:t>
+      </w:r>
+    </w:p>
+    <w:p>
+      <w:pPr>
+        <w:pStyle w:val="ListParagraph"/>
+        <w:numPr>
+          <w:ilvl w:val="1"/>
+          <w:numId w:val="2"/>
+        </w:numPr>
+      </w:pPr>
+      <w:r>
+        <w:t>test single image with masked out sky and occlusion</w:t>
+      </w:r>
+    </w:p>
+    <w:p/>
+    <w:p>
+      <w:r>
+        <w:t>06/08/2026</w:t>
+      </w:r>
+    </w:p>
+    <w:p>
+      <w:pPr>
+        <w:pStyle w:val="ListParagraph"/>
+        <w:numPr>
+          <w:ilvl w:val="0"/>
+          <w:numId w:val="3"/>
+        </w:numPr>
+      </w:pPr>
+      <w:r>
+        <w:lastRenderedPageBreak/>
+        <w:t xml:space="preserve">Deep read of “Interactive 3D Building Modeling Method Using Panoramic Image Sequences and Digital Map” </w:t>
+      </w:r>
+    </w:p>
+    <w:p/>
+    <w:p>
+      <w:r>
+        <w:t>06/09/2026</w:t>
+      </w:r>
+    </w:p>
+    <w:p>
+      <w:pPr>
+        <w:pStyle w:val="ListParagraph"/>
+        <w:numPr>
+          <w:ilvl w:val="0"/>
+          <w:numId w:val="3"/>
+        </w:numPr>
+      </w:pPr>
+      <w:r>
+        <w:t>Deep read of “Piecewise Planar City 3D Modeling From Street View Panoramic Sequences”</w:t>
+      </w:r>
+    </w:p>
+    <w:p>
+      <w:pPr>
+        <w:pStyle w:val="ListParagraph"/>
+        <w:numPr>
+          <w:ilvl w:val="0"/>
+          <w:numId w:val="3"/>
+        </w:numPr>
+      </w:pPr>
+      <w:r>
+        <w:t>Set up on Pheonix PACE Cluster</w:t>
+      </w:r>
+    </w:p>
+    <w:p>
+      <w:pPr>
+        <w:pStyle w:val="ListParagraph"/>
+        <w:numPr>
+          <w:ilvl w:val="0"/>
+          <w:numId w:val="3"/>
+        </w:numPr>
+      </w:pPr>
+      <w:r>
+        <w:t>Ensured COLMAP pipeline worked properly</w:t>
+      </w:r>
+    </w:p>
+    <w:p>
+      <w:pPr>
+        <w:pStyle w:val="ListParagraph"/>
+        <w:numPr>
+          <w:ilvl w:val="1"/>
+          <w:numId w:val="3"/>
+        </w:numPr>
+      </w:pPr>
+      <w:r>
+        <w:t>Got to work but still results are insufficient</w:t>
+      </w:r>
+    </w:p>
+    <w:p>
+      <w:pPr>
+        <w:pStyle w:val="ListParagraph"/>
+        <w:numPr>
+          <w:ilvl w:val="1"/>
+          <w:numId w:val="3"/>
+        </w:numPr>
+      </w:pPr>
+      <w:r>
+        <w:t>Based on literature, my method of scraping panoramas and then cropping them to pretty much be equirectangular images should work well</w:t>
+      </w:r>
+    </w:p>
+    <w:p>
+      <w:pPr>
+        <w:pStyle w:val="ListParagraph"/>
+        <w:numPr>
+          <w:ilvl w:val="1"/>
+          <w:numId w:val="3"/>
+        </w:numPr>
+      </w:pPr>
+      <w:r>
+        <w:t xml:space="preserve">Problem with scraping panoramas from google street views is that the distance between where each panorama was taken from is around 4 meters apart (~13 ft) (Wide-baseline). </w:t>
+      </w:r>
+      <w:r>
+        <w:t xml:space="preserve">COLMAP is especially struggling to match the same pixels across multiple views, which is how it generates the 3d model. </w:t>
+      </w:r>
+    </w:p>
+    <w:p>
+      <w:pPr>
+        <w:pStyle w:val="ListParagraph"/>
+        <w:numPr>
+          <w:ilvl w:val="1"/>
+          <w:numId w:val="3"/>
+        </w:numPr>
+      </w:pPr>
+      <w:r>
+        <w:t>With wanting to keep the open source method of using Google Street View API, I am going to try some other photogrammetry models as well as depth estimation models</w:t>
+      </w:r>
+    </w:p>
+    <w:p>
+      <w:pPr>
+        <w:pStyle w:val="ListParagraph"/>
+        <w:ind w:left="1440"/>
+      </w:pPr>
+    </w:p>
+    <w:p>
+      <w:r>
+        <w:t>06/10/2026</w:t>
+      </w:r>
+    </w:p>
+    <w:p>
+      <w:pPr>
+        <w:pStyle w:val="ListParagraph"/>
+        <w:numPr>
+          <w:ilvl w:val="0"/>
+          <w:numId w:val="4"/>
+        </w:numPr>
+      </w:pPr>
+      <w:r>
+        <w:t>Documentation Updates</w:t>
+      </w:r>
+    </w:p>
+    <w:p>
+      <w:pPr>
+        <w:pStyle w:val="ListParagraph"/>
+        <w:numPr>
+          <w:ilvl w:val="0"/>
+          <w:numId w:val="4"/>
+        </w:numPr>
+      </w:pPr>
+      <w:r>
+        <w:t>Testing Depth Anything v2 for Depth Maps</w:t>
       </w:r>
     </w:p>
     <w:p/>
@@ -327,7 +614,233 @@
   <w:abstractNum w:abstractNumId="1" w15:restartNumberingAfterBreak="0">
     <w:nsid w:val="1BF37DF2"/>
     <w:multiLevelType w:val="hybridMultilevel"/>
-    <w:tmpl w:val="F7E25C5E"/>
+    <w:tmpl w:val="0FC2DCA2"/>
+    <w:lvl w:ilvl="0" w:tplc="04090001">
+      <w:start w:val="1"/>
+      <w:numFmt w:val="bullet"/>
+      <w:lvlText w:val=""/>
+      <w:lvlJc w:val="left"/>
+      <w:pPr>
+        <w:ind w:left="720" w:hanging="360"/>
+      </w:pPr>
+      <w:rPr>
+        <w:rFonts w:ascii="Symbol" w:hAnsi="Symbol" w:hint="default"/>
+      </w:rPr>
+    </w:lvl>
+    <w:lvl w:ilvl="1" w:tplc="04090003">
+      <w:start w:val="1"/>
+      <w:numFmt w:val="bullet"/>
+      <w:lvlText w:val="o"/>
+      <w:lvlJc w:val="left"/>
+      <w:pPr>
+        <w:ind w:left="1440" w:hanging="360"/>
+      </w:pPr>
+      <w:rPr>
+        <w:rFonts w:ascii="Courier New" w:hAnsi="Courier New" w:cs="Courier New" w:hint="default"/>
+      </w:rPr>
+    </w:lvl>
+    <w:lvl w:ilvl="2" w:tplc="04090005">
+      <w:start w:val="1"/>
+      <w:numFmt w:val="bullet"/>
+      <w:lvlText w:val=""/>
+      <w:lvlJc w:val="left"/>
+      <w:pPr>
+        <w:ind w:left="2160" w:hanging="360"/>
+      </w:pPr>
+      <w:rPr>
+        <w:rFonts w:ascii="Wingdings" w:hAnsi="Wingdings" w:hint="default"/>
+      </w:rPr>
+    </w:lvl>
+    <w:lvl w:ilvl="3" w:tplc="04090001" w:tentative="1">
+      <w:start w:val="1"/>
+      <w:numFmt w:val="bullet"/>
+      <w:lvlText w:val=""/>
+      <w:lvlJc w:val="left"/>
+      <w:pPr>
+        <w:ind w:left="2880" w:hanging="360"/>
+      </w:pPr>
+      <w:rPr>
+        <w:rFonts w:ascii="Symbol" w:hAnsi="Symbol" w:hint="default"/>
+      </w:rPr>
+    </w:lvl>
+    <w:lvl w:ilvl="4" w:tplc="04090003" w:tentative="1">
+      <w:start w:val="1"/>
+      <w:numFmt w:val="bullet"/>
+      <w:lvlText w:val="o"/>
+      <w:lvlJc w:val="left"/>
+      <w:pPr>
+        <w:ind w:left="3600" w:hanging="360"/>
+      </w:pPr>
+      <w:rPr>
+        <w:rFonts w:ascii="Courier New" w:hAnsi="Courier New" w:cs="Courier New" w:hint="default"/>
+      </w:rPr>
+    </w:lvl>
+    <w:lvl w:ilvl="5" w:tplc="04090005" w:tentative="1">
+      <w:start w:val="1"/>
+      <w:numFmt w:val="bullet"/>
+      <w:lvlText w:val=""/>
+      <w:lvlJc w:val="left"/>
+      <w:pPr>
+        <w:ind w:left="4320" w:hanging="360"/>
+      </w:pPr>
+      <w:rPr>
+        <w:rFonts w:ascii="Wingdings" w:hAnsi="Wingdings" w:hint="default"/>
+      </w:rPr>
+    </w:lvl>
+    <w:lvl w:ilvl="6" w:tplc="04090001" w:tentative="1">
+      <w:start w:val="1"/>
+      <w:numFmt w:val="bullet"/>
+      <w:lvlText w:val=""/>
+      <w:lvlJc w:val="left"/>
+      <w:pPr>
+        <w:ind w:left="5040" w:hanging="360"/>
+      </w:pPr>
+      <w:rPr>
+        <w:rFonts w:ascii="Symbol" w:hAnsi="Symbol" w:hint="default"/>
+      </w:rPr>
+    </w:lvl>
+    <w:lvl w:ilvl="7" w:tplc="04090003" w:tentative="1">
+      <w:start w:val="1"/>
+      <w:numFmt w:val="bullet"/>
+      <w:lvlText w:val="o"/>
+      <w:lvlJc w:val="left"/>
+      <w:pPr>
+        <w:ind w:left="5760" w:hanging="360"/>
+      </w:pPr>
+      <w:rPr>
+        <w:rFonts w:ascii="Courier New" w:hAnsi="Courier New" w:cs="Courier New" w:hint="default"/>
+      </w:rPr>
+    </w:lvl>
+    <w:lvl w:ilvl="8" w:tplc="04090005" w:tentative="1">
+      <w:start w:val="1"/>
+      <w:numFmt w:val="bullet"/>
+      <w:lvlText w:val=""/>
+      <w:lvlJc w:val="left"/>
+      <w:pPr>
+        <w:ind w:left="6480" w:hanging="360"/>
+      </w:pPr>
+      <w:rPr>
+        <w:rFonts w:ascii="Wingdings" w:hAnsi="Wingdings" w:hint="default"/>
+      </w:rPr>
+    </w:lvl>
+  </w:abstractNum>
+  <w:abstractNum w:abstractNumId="2" w15:restartNumberingAfterBreak="0">
+    <w:nsid w:val="2CA62897"/>
+    <w:multiLevelType w:val="hybridMultilevel"/>
+    <w:tmpl w:val="82FCA730"/>
+    <w:lvl w:ilvl="0" w:tplc="04090001">
+      <w:start w:val="1"/>
+      <w:numFmt w:val="bullet"/>
+      <w:lvlText w:val=""/>
+      <w:lvlJc w:val="left"/>
+      <w:pPr>
+        <w:ind w:left="720" w:hanging="360"/>
+      </w:pPr>
+      <w:rPr>
+        <w:rFonts w:ascii="Symbol" w:hAnsi="Symbol" w:hint="default"/>
+      </w:rPr>
+    </w:lvl>
+    <w:lvl w:ilvl="1" w:tplc="04090003">
+      <w:start w:val="1"/>
+      <w:numFmt w:val="bullet"/>
+      <w:lvlText w:val="o"/>
+      <w:lvlJc w:val="left"/>
+      <w:pPr>
+        <w:ind w:left="1440" w:hanging="360"/>
+      </w:pPr>
+      <w:rPr>
+        <w:rFonts w:ascii="Courier New" w:hAnsi="Courier New" w:cs="Courier New" w:hint="default"/>
+      </w:rPr>
+    </w:lvl>
+    <w:lvl w:ilvl="2" w:tplc="04090005" w:tentative="1">
+      <w:start w:val="1"/>
+      <w:numFmt w:val="bullet"/>
+      <w:lvlText w:val=""/>
+      <w:lvlJc w:val="left"/>
+      <w:pPr>
+        <w:ind w:left="2160" w:hanging="360"/>
+      </w:pPr>
+      <w:rPr>
+        <w:rFonts w:ascii="Wingdings" w:hAnsi="Wingdings" w:hint="default"/>
+      </w:rPr>
+    </w:lvl>
+    <w:lvl w:ilvl="3" w:tplc="04090001" w:tentative="1">
+      <w:start w:val="1"/>
+      <w:numFmt w:val="bullet"/>
+      <w:lvlText w:val=""/>
+      <w:lvlJc w:val="left"/>
+      <w:pPr>
+        <w:ind w:left="2880" w:hanging="360"/>
+      </w:pPr>
+      <w:rPr>
+        <w:rFonts w:ascii="Symbol" w:hAnsi="Symbol" w:hint="default"/>
+      </w:rPr>
+    </w:lvl>
+    <w:lvl w:ilvl="4" w:tplc="04090003" w:tentative="1">
+      <w:start w:val="1"/>
+      <w:numFmt w:val="bullet"/>
+      <w:lvlText w:val="o"/>
+      <w:lvlJc w:val="left"/>
+      <w:pPr>
+        <w:ind w:left="3600" w:hanging="360"/>
+      </w:pPr>
+      <w:rPr>
+        <w:rFonts w:ascii="Courier New" w:hAnsi="Courier New" w:cs="Courier New" w:hint="default"/>
+      </w:rPr>
+    </w:lvl>
+    <w:lvl w:ilvl="5" w:tplc="04090005" w:tentative="1">
+      <w:start w:val="1"/>
+      <w:numFmt w:val="bullet"/>
+      <w:lvlText w:val=""/>
+      <w:lvlJc w:val="left"/>
+      <w:pPr>
+        <w:ind w:left="4320" w:hanging="360"/>
+      </w:pPr>
+      <w:rPr>
+        <w:rFonts w:ascii="Wingdings" w:hAnsi="Wingdings" w:hint="default"/>
+      </w:rPr>
+    </w:lvl>
+    <w:lvl w:ilvl="6" w:tplc="04090001" w:tentative="1">
+      <w:start w:val="1"/>
+      <w:numFmt w:val="bullet"/>
+      <w:lvlText w:val=""/>
+      <w:lvlJc w:val="left"/>
+      <w:pPr>
+        <w:ind w:left="5040" w:hanging="360"/>
+      </w:pPr>
+      <w:rPr>
+        <w:rFonts w:ascii="Symbol" w:hAnsi="Symbol" w:hint="default"/>
+      </w:rPr>
+    </w:lvl>
+    <w:lvl w:ilvl="7" w:tplc="04090003" w:tentative="1">
+      <w:start w:val="1"/>
+      <w:numFmt w:val="bullet"/>
+      <w:lvlText w:val="o"/>
+      <w:lvlJc w:val="left"/>
+      <w:pPr>
+        <w:ind w:left="5760" w:hanging="360"/>
+      </w:pPr>
+      <w:rPr>
+        <w:rFonts w:ascii="Courier New" w:hAnsi="Courier New" w:cs="Courier New" w:hint="default"/>
+      </w:rPr>
+    </w:lvl>
+    <w:lvl w:ilvl="8" w:tplc="04090005" w:tentative="1">
+      <w:start w:val="1"/>
+      <w:numFmt w:val="bullet"/>
+      <w:lvlText w:val=""/>
+      <w:lvlJc w:val="left"/>
+      <w:pPr>
+        <w:ind w:left="6480" w:hanging="360"/>
+      </w:pPr>
+      <w:rPr>
+        <w:rFonts w:ascii="Wingdings" w:hAnsi="Wingdings" w:hint="default"/>
+      </w:rPr>
+    </w:lvl>
+  </w:abstractNum>
+  <w:abstractNum w:abstractNumId="3" w15:restartNumberingAfterBreak="0">
+    <w:nsid w:val="42F3381A"/>
+    <w:multiLevelType w:val="hybridMultilevel"/>
+    <w:tmpl w:val="F2DA3F8C"/>
     <w:lvl w:ilvl="0" w:tplc="04090001">
       <w:start w:val="1"/>
       <w:numFmt w:val="bullet"/>
@@ -442,6 +955,12 @@
   </w:num>
   <w:num w:numId="2" w16cid:durableId="361444198">
     <w:abstractNumId w:val="1"/>
+  </w:num>
+  <w:num w:numId="3" w16cid:durableId="1511948060">
+    <w:abstractNumId w:val="2"/>
+  </w:num>
+  <w:num w:numId="4" w16cid:durableId="1382948430">
+    <w:abstractNumId w:val="3"/>
   </w:num>
 </w:numbering>
 </file>

--- a/Documentation/Documentation-Summer.docx
+++ b/Documentation/Documentation-Summer.docx
@@ -34,7 +34,15 @@
         </w:numPr>
       </w:pPr>
       <w:r>
-        <w:t xml:space="preserve">Started gathering literature on Photogrammetry (related to Google Street View Images) in order to be able to approach the problem of the 2D Google Street View images not converting into 3D via COLMAP. </w:t>
+        <w:t xml:space="preserve">Started gathering literature on Photogrammetry (related to Google Street View Images) </w:t>
+      </w:r>
+      <w:proofErr w:type="gramStart"/>
+      <w:r>
+        <w:t>in order to</w:t>
+      </w:r>
+      <w:proofErr w:type="gramEnd"/>
+      <w:r>
+        <w:t xml:space="preserve"> be able to approach the problem of the 2D Google Street View images not converting into 3D via COLMAP. </w:t>
       </w:r>
     </w:p>
     <w:p/>
@@ -52,7 +60,23 @@
         </w:numPr>
       </w:pPr>
       <w:r>
-        <w:t>Started to skim through literature, taking note on What, Why, How, Conclusions, and Relevancy</w:t>
+        <w:t xml:space="preserve">Started to skim through literature, taking </w:t>
+      </w:r>
+      <w:proofErr w:type="gramStart"/>
+      <w:r>
+        <w:t>note</w:t>
+      </w:r>
+      <w:proofErr w:type="gramEnd"/>
+      <w:r>
+        <w:t xml:space="preserve"> on What, </w:t>
+      </w:r>
+      <w:proofErr w:type="gramStart"/>
+      <w:r>
+        <w:t>Why</w:t>
+      </w:r>
+      <w:proofErr w:type="gramEnd"/>
+      <w:r>
+        <w:t>, How, Conclusions, and Relevancy</w:t>
       </w:r>
     </w:p>
     <w:p/>
@@ -97,7 +121,15 @@
       </w:r>
       <w:r>
         <w:tab/>
-        <w:t>Deep read of “Accuracy Assessment of 3D Models Generated From Google Street View Imagery”</w:t>
+        <w:t xml:space="preserve">Deep read of “Accuracy Assessment of 3D Models Generated </w:t>
+      </w:r>
+      <w:proofErr w:type="gramStart"/>
+      <w:r>
+        <w:t>From</w:t>
+      </w:r>
+      <w:proofErr w:type="gramEnd"/>
+      <w:r>
+        <w:t xml:space="preserve"> Google Street View Imagery”</w:t>
       </w:r>
     </w:p>
     <w:p/>
@@ -134,7 +166,15 @@
       </w:pPr>
       <w:r>
         <w:lastRenderedPageBreak/>
-        <w:t>Deep read of “Street View Imagery-based Method for Reconstructing 3D Building Façade Openings” and “3D City Reconstruction From Google Street View”</w:t>
+        <w:t xml:space="preserve">Deep read of “Street View Imagery-based Method for Reconstructing 3D Building Façade Openings” and “3D City Reconstruction </w:t>
+      </w:r>
+      <w:proofErr w:type="gramStart"/>
+      <w:r>
+        <w:t>From</w:t>
+      </w:r>
+      <w:proofErr w:type="gramEnd"/>
+      <w:r>
+        <w:t xml:space="preserve"> Google Street View”</w:t>
       </w:r>
     </w:p>
     <w:p/>
@@ -176,7 +216,15 @@
         </w:numPr>
       </w:pPr>
       <w:r>
-        <w:t xml:space="preserve">[1] 3D City Reconstruction From Google Street View </w:t>
+        <w:t xml:space="preserve">[1] 3D City Reconstruction </w:t>
+      </w:r>
+      <w:proofErr w:type="gramStart"/>
+      <w:r>
+        <w:t>From</w:t>
+      </w:r>
+      <w:proofErr w:type="gramEnd"/>
+      <w:r>
+        <w:t xml:space="preserve"> Google Street View </w:t>
       </w:r>
     </w:p>
     <w:p>
@@ -188,7 +236,15 @@
         </w:numPr>
       </w:pPr>
       <w:r>
-        <w:t>[2] Accuracy Assessment of 3D Models Generated From Google Street View Imagery</w:t>
+        <w:t xml:space="preserve">[2] Accuracy Assessment of 3D Models Generated </w:t>
+      </w:r>
+      <w:proofErr w:type="gramStart"/>
+      <w:r>
+        <w:t>From</w:t>
+      </w:r>
+      <w:proofErr w:type="gramEnd"/>
+      <w:r>
+        <w:t xml:space="preserve"> Google Street View Imagery</w:t>
       </w:r>
     </w:p>
     <w:p>
@@ -200,7 +256,15 @@
         </w:numPr>
       </w:pPr>
       <w:r>
-        <w:t>[3] Street View Imagery-based Method For Reconstructing 3D Building Façade Openings</w:t>
+        <w:t xml:space="preserve">[3] Street View Imagery-based Method </w:t>
+      </w:r>
+      <w:proofErr w:type="gramStart"/>
+      <w:r>
+        <w:t>For</w:t>
+      </w:r>
+      <w:proofErr w:type="gramEnd"/>
+      <w:r>
+        <w:t xml:space="preserve"> Reconstructing 3D Building Façade Openings</w:t>
       </w:r>
     </w:p>
     <w:p>
@@ -236,7 +300,15 @@
         </w:numPr>
       </w:pPr>
       <w:r>
-        <w:t>Estimate Cemera Parameters mathematically by establishing the geometric relationship between the 2D image and the 3D world coordinates. You can look at [3] on how to do this</w:t>
+        <w:t xml:space="preserve">Estimate </w:t>
+      </w:r>
+      <w:proofErr w:type="spellStart"/>
+      <w:r>
+        <w:t>Cemera</w:t>
+      </w:r>
+      <w:proofErr w:type="spellEnd"/>
+      <w:r>
+        <w:t xml:space="preserve"> Parameters mathematically by establishing the geometric relationship between the 2D image and the 3D world coordinates. You can look at [3] on how to do this</w:t>
       </w:r>
     </w:p>
     <w:p>
@@ -248,7 +320,23 @@
         </w:numPr>
       </w:pPr>
       <w:r>
-        <w:t>Piece output together. Each facade is treated as an independent target. Merge into a single file. Sources [3] use cjio Python package to merge multiple CityJSON building models or can compose multiple clouds by applying an offset proportional real-world GPS distance between the original panoramas [1].</w:t>
+        <w:t xml:space="preserve">Piece output together. Each facade is treated as an independent target. Merge into a single file. Sources [3] use </w:t>
+      </w:r>
+      <w:proofErr w:type="spellStart"/>
+      <w:r>
+        <w:t>cjio</w:t>
+      </w:r>
+      <w:proofErr w:type="spellEnd"/>
+      <w:r>
+        <w:t xml:space="preserve"> Python package to merge multiple </w:t>
+      </w:r>
+      <w:proofErr w:type="spellStart"/>
+      <w:r>
+        <w:t>CityJSON</w:t>
+      </w:r>
+      <w:proofErr w:type="spellEnd"/>
+      <w:r>
+        <w:t xml:space="preserve"> building models or can compose multiple clouds by applying an offset proportional real-world GPS distance between the original panoramas [1].</w:t>
       </w:r>
     </w:p>
     <w:p>
@@ -284,7 +372,23 @@
         </w:numPr>
       </w:pPr>
       <w:r>
-        <w:t>test single image (pinhole, split panos as rectilinear imgs)</w:t>
+        <w:t xml:space="preserve">test single image (pinhole, split </w:t>
+      </w:r>
+      <w:proofErr w:type="spellStart"/>
+      <w:r>
+        <w:t>panos</w:t>
+      </w:r>
+      <w:proofErr w:type="spellEnd"/>
+      <w:r>
+        <w:t xml:space="preserve"> as rectilinear </w:t>
+      </w:r>
+      <w:proofErr w:type="spellStart"/>
+      <w:r>
+        <w:t>imgs</w:t>
+      </w:r>
+      <w:proofErr w:type="spellEnd"/>
+      <w:r>
+        <w:t>)</w:t>
       </w:r>
     </w:p>
     <w:p>
@@ -369,7 +473,15 @@
         </w:numPr>
       </w:pPr>
       <w:r>
-        <w:t>Deep read of “Piecewise Planar City 3D Modeling From Street View Panoramic Sequences”</w:t>
+        <w:t xml:space="preserve">Deep read of “Piecewise Planar City 3D Modeling </w:t>
+      </w:r>
+      <w:proofErr w:type="gramStart"/>
+      <w:r>
+        <w:t>From</w:t>
+      </w:r>
+      <w:proofErr w:type="gramEnd"/>
+      <w:r>
+        <w:t xml:space="preserve"> Street View Panoramic Sequences”</w:t>
       </w:r>
     </w:p>
     <w:p>
@@ -429,7 +541,15 @@
         </w:numPr>
       </w:pPr>
       <w:r>
-        <w:t xml:space="preserve">Problem with scraping panoramas from google street views is that the distance between where each panorama was taken from is around 4 meters apart (~13 ft) (Wide-baseline). </w:t>
+        <w:t>Problem with scraping panoramas from google street views is that the distance between where each panorama was taken from is around 4 meters apart (~13 ft) (</w:t>
+      </w:r>
+      <w:proofErr w:type="gramStart"/>
+      <w:r>
+        <w:t>Wide-baseline</w:t>
+      </w:r>
+      <w:proofErr w:type="gramEnd"/>
+      <w:r>
+        <w:t xml:space="preserve">). </w:t>
       </w:r>
       <w:r>
         <w:t xml:space="preserve">COLMAP is especially struggling to match the same pixels across multiple views, which is how it generates the 3d model. </w:t>
@@ -444,7 +564,15 @@
         </w:numPr>
       </w:pPr>
       <w:r>
-        <w:t>With wanting to keep the open source method of using Google Street View API, I am going to try some other photogrammetry models as well as depth estimation models</w:t>
+        <w:t xml:space="preserve">With wanting to keep the </w:t>
+      </w:r>
+      <w:proofErr w:type="gramStart"/>
+      <w:r>
+        <w:t>open source</w:t>
+      </w:r>
+      <w:proofErr w:type="gramEnd"/>
+      <w:r>
+        <w:t xml:space="preserve"> method of using Google Street View API, I am going to try some other photogrammetry models as well as depth estimation models</w:t>
       </w:r>
     </w:p>
     <w:p>
@@ -482,6 +610,1297 @@
         <w:t>Testing Depth Anything v2 for Depth Maps</w:t>
       </w:r>
     </w:p>
+    <w:p>
+      <w:pPr>
+        <w:pStyle w:val="ListParagraph"/>
+        <w:numPr>
+          <w:ilvl w:val="0"/>
+          <w:numId w:val="4"/>
+        </w:numPr>
+      </w:pPr>
+      <w:r>
+        <w:t>Integrated My own detection model (</w:t>
+      </w:r>
+      <w:proofErr w:type="spellStart"/>
+      <w:r>
+        <w:t>Yolo_Balcony_Detector</w:t>
+      </w:r>
+      <w:proofErr w:type="spellEnd"/>
+      <w:r>
+        <w:t xml:space="preserve">) into my </w:t>
+      </w:r>
+      <w:proofErr w:type="spellStart"/>
+      <w:r>
+        <w:t>Gather_Balcony</w:t>
+      </w:r>
+      <w:proofErr w:type="spellEnd"/>
+      <w:r>
+        <w:t xml:space="preserve"> workflow</w:t>
+      </w:r>
+    </w:p>
+    <w:p>
+      <w:pPr>
+        <w:pStyle w:val="ListParagraph"/>
+      </w:pPr>
+    </w:p>
+    <w:p>
+      <w:r>
+        <w:t>06/11/2026</w:t>
+      </w:r>
+    </w:p>
+    <w:p>
+      <w:pPr>
+        <w:pStyle w:val="ListParagraph"/>
+        <w:numPr>
+          <w:ilvl w:val="0"/>
+          <w:numId w:val="5"/>
+        </w:numPr>
+      </w:pPr>
+      <w:r>
+        <w:t>Documentation</w:t>
+      </w:r>
+    </w:p>
+    <w:p>
+      <w:pPr>
+        <w:pStyle w:val="ListParagraph"/>
+        <w:numPr>
+          <w:ilvl w:val="1"/>
+          <w:numId w:val="5"/>
+        </w:numPr>
+      </w:pPr>
+      <w:r>
+        <w:t>It is important to understand key concepts in Computer Vision related to my workflow</w:t>
+      </w:r>
+    </w:p>
+    <w:p>
+      <w:pPr>
+        <w:pStyle w:val="ListParagraph"/>
+        <w:numPr>
+          <w:ilvl w:val="1"/>
+          <w:numId w:val="5"/>
+        </w:numPr>
+      </w:pPr>
+      <w:r>
+        <w:t>Structure From Motion (</w:t>
+      </w:r>
+      <w:proofErr w:type="spellStart"/>
+      <w:r>
+        <w:t>SfM</w:t>
+      </w:r>
+      <w:proofErr w:type="spellEnd"/>
+      <w:r>
+        <w:t xml:space="preserve">) is a process that calculates where the camera was for each image </w:t>
+      </w:r>
+      <w:proofErr w:type="gramStart"/>
+      <w:r>
+        <w:t>and also</w:t>
+      </w:r>
+      <w:proofErr w:type="gramEnd"/>
+      <w:r>
+        <w:t xml:space="preserve"> creates a skeleton of the scene</w:t>
+      </w:r>
+    </w:p>
+    <w:p>
+      <w:pPr>
+        <w:pStyle w:val="ListParagraph"/>
+        <w:numPr>
+          <w:ilvl w:val="1"/>
+          <w:numId w:val="5"/>
+        </w:numPr>
+      </w:pPr>
+      <w:r>
+        <w:t xml:space="preserve">Multi-View Stereo (MVS) takes a collection of images with overlapping subjects in a scene, all from different viewpoints and recreates the scene with a dense 3D digital model. MVS pretty much fills in the </w:t>
+      </w:r>
+      <w:proofErr w:type="spellStart"/>
+      <w:r>
+        <w:t>SfM</w:t>
+      </w:r>
+      <w:proofErr w:type="spellEnd"/>
+      <w:r>
+        <w:t xml:space="preserve"> skeleton. </w:t>
+      </w:r>
+    </w:p>
+    <w:p>
+      <w:pPr>
+        <w:pStyle w:val="ListParagraph"/>
+        <w:numPr>
+          <w:ilvl w:val="2"/>
+          <w:numId w:val="5"/>
+        </w:numPr>
+      </w:pPr>
+      <w:r>
+        <w:lastRenderedPageBreak/>
+        <w:t>Camera Calibration</w:t>
+      </w:r>
+    </w:p>
+    <w:p>
+      <w:pPr>
+        <w:pStyle w:val="ListParagraph"/>
+        <w:numPr>
+          <w:ilvl w:val="3"/>
+          <w:numId w:val="5"/>
+        </w:numPr>
+      </w:pPr>
+      <w:r>
+        <w:t xml:space="preserve">MVS needs to know position, orientation, and internal settings (intrinsics) of the camera for every image. This is usually calculated with </w:t>
+      </w:r>
+      <w:proofErr w:type="spellStart"/>
+      <w:r>
+        <w:t>SfM</w:t>
+      </w:r>
+      <w:proofErr w:type="spellEnd"/>
+      <w:r>
+        <w:t xml:space="preserve"> algorithms. </w:t>
+      </w:r>
+    </w:p>
+    <w:p>
+      <w:pPr>
+        <w:pStyle w:val="ListParagraph"/>
+        <w:numPr>
+          <w:ilvl w:val="2"/>
+          <w:numId w:val="5"/>
+        </w:numPr>
+      </w:pPr>
+      <w:r>
+        <w:t xml:space="preserve">Feature Matching </w:t>
+      </w:r>
+    </w:p>
+    <w:p>
+      <w:pPr>
+        <w:pStyle w:val="ListParagraph"/>
+        <w:numPr>
+          <w:ilvl w:val="3"/>
+          <w:numId w:val="5"/>
+        </w:numPr>
+      </w:pPr>
+      <w:r>
+        <w:t xml:space="preserve">MVS then takes a pixel in one image and searches along the </w:t>
+      </w:r>
+      <w:proofErr w:type="spellStart"/>
+      <w:r>
+        <w:t>epipolar</w:t>
+      </w:r>
+      <w:proofErr w:type="spellEnd"/>
+      <w:r>
+        <w:t xml:space="preserve"> line in neighboring images to find matching pixels. It looks at the actual pixel color and the surrounding texture.</w:t>
+      </w:r>
+    </w:p>
+    <w:p>
+      <w:pPr>
+        <w:pStyle w:val="ListParagraph"/>
+        <w:numPr>
+          <w:ilvl w:val="2"/>
+          <w:numId w:val="5"/>
+        </w:numPr>
+      </w:pPr>
+      <w:r>
+        <w:t>Depth Map Estimation</w:t>
+      </w:r>
+    </w:p>
+    <w:p>
+      <w:pPr>
+        <w:pStyle w:val="ListParagraph"/>
+        <w:numPr>
+          <w:ilvl w:val="3"/>
+          <w:numId w:val="5"/>
+        </w:numPr>
+      </w:pPr>
+      <w:r>
+        <w:t>A depth map is calculated for every camera view, which is just an image where the brightness of a pixel represents how close or far that point is from the camera lens.</w:t>
+      </w:r>
+    </w:p>
+    <w:p>
+      <w:pPr>
+        <w:pStyle w:val="ListParagraph"/>
+        <w:numPr>
+          <w:ilvl w:val="2"/>
+          <w:numId w:val="5"/>
+        </w:numPr>
+      </w:pPr>
+      <w:r>
+        <w:t>Fusion and Meshing</w:t>
+      </w:r>
+    </w:p>
+    <w:p>
+      <w:pPr>
+        <w:pStyle w:val="ListParagraph"/>
+        <w:numPr>
+          <w:ilvl w:val="3"/>
+          <w:numId w:val="5"/>
+        </w:numPr>
+      </w:pPr>
+      <w:r>
+        <w:t xml:space="preserve">All the depth maps are then fused together to create a 3D Point Cloud. The 3D point cloud can be turned into a mesh and have the original photos texture mapped onto the mesh. </w:t>
+      </w:r>
+    </w:p>
+    <w:p>
+      <w:pPr>
+        <w:pStyle w:val="ListParagraph"/>
+        <w:numPr>
+          <w:ilvl w:val="2"/>
+          <w:numId w:val="5"/>
+        </w:numPr>
+      </w:pPr>
+      <w:r>
+        <w:t>Difficulties that arise with MVS</w:t>
+      </w:r>
+    </w:p>
+    <w:p>
+      <w:pPr>
+        <w:pStyle w:val="ListParagraph"/>
+        <w:numPr>
+          <w:ilvl w:val="3"/>
+          <w:numId w:val="5"/>
+        </w:numPr>
+      </w:pPr>
+      <w:r>
+        <w:t>Repeated Textures</w:t>
+      </w:r>
+    </w:p>
+    <w:p>
+      <w:pPr>
+        <w:pStyle w:val="ListParagraph"/>
+        <w:numPr>
+          <w:ilvl w:val="3"/>
+          <w:numId w:val="5"/>
+        </w:numPr>
+      </w:pPr>
+      <w:proofErr w:type="spellStart"/>
+      <w:r>
+        <w:t>Textureless</w:t>
+      </w:r>
+      <w:proofErr w:type="spellEnd"/>
+      <w:r>
+        <w:t xml:space="preserve"> surfaces</w:t>
+      </w:r>
+    </w:p>
+    <w:p>
+      <w:pPr>
+        <w:pStyle w:val="ListParagraph"/>
+        <w:numPr>
+          <w:ilvl w:val="3"/>
+          <w:numId w:val="5"/>
+        </w:numPr>
+      </w:pPr>
+      <w:r>
+        <w:t>Reflection/Transparency</w:t>
+      </w:r>
+    </w:p>
+    <w:p>
+      <w:pPr>
+        <w:pStyle w:val="ListParagraph"/>
+        <w:numPr>
+          <w:ilvl w:val="2"/>
+          <w:numId w:val="5"/>
+        </w:numPr>
+      </w:pPr>
+      <w:r>
+        <w:t>Repeated Textures and the distance between views may have been why COLMAP was not working well for me</w:t>
+      </w:r>
+    </w:p>
+    <w:p>
+      <w:pPr>
+        <w:pStyle w:val="ListParagraph"/>
+        <w:numPr>
+          <w:ilvl w:val="1"/>
+          <w:numId w:val="5"/>
+        </w:numPr>
+      </w:pPr>
+      <w:r>
+        <w:t>Depth Anything v2 is an AI model known as Monocular Depth Estimation (MDE)</w:t>
+      </w:r>
+    </w:p>
+    <w:p>
+      <w:pPr>
+        <w:pStyle w:val="ListParagraph"/>
+        <w:numPr>
+          <w:ilvl w:val="2"/>
+          <w:numId w:val="5"/>
+        </w:numPr>
+      </w:pPr>
+      <w:proofErr w:type="spellStart"/>
+      <w:r>
+        <w:t>In stead</w:t>
+      </w:r>
+      <w:proofErr w:type="spellEnd"/>
+      <w:r>
+        <w:t xml:space="preserve"> of using math and triangulation to calculate depth from multiple photos, it uses deep learning to predict depth from a single 2D image</w:t>
+      </w:r>
+    </w:p>
+    <w:p>
+      <w:pPr>
+        <w:pStyle w:val="ListParagraph"/>
+        <w:numPr>
+          <w:ilvl w:val="2"/>
+          <w:numId w:val="5"/>
+        </w:numPr>
+      </w:pPr>
+      <w:r>
+        <w:t>It determines depth from visual cues:</w:t>
+      </w:r>
+    </w:p>
+    <w:p>
+      <w:pPr>
+        <w:pStyle w:val="ListParagraph"/>
+        <w:numPr>
+          <w:ilvl w:val="3"/>
+          <w:numId w:val="5"/>
+        </w:numPr>
+      </w:pPr>
+      <w:r>
+        <w:t>Semantic Context</w:t>
+      </w:r>
+    </w:p>
+    <w:p>
+      <w:pPr>
+        <w:pStyle w:val="ListParagraph"/>
+        <w:numPr>
+          <w:ilvl w:val="4"/>
+          <w:numId w:val="5"/>
+        </w:numPr>
+      </w:pPr>
+      <w:r>
+        <w:t>(like reading an object like a chair and floor and understanding a chair sits on top of a floor)</w:t>
+      </w:r>
+    </w:p>
+    <w:p>
+      <w:pPr>
+        <w:pStyle w:val="ListParagraph"/>
+        <w:numPr>
+          <w:ilvl w:val="3"/>
+          <w:numId w:val="5"/>
+        </w:numPr>
+      </w:pPr>
+      <w:r>
+        <w:t>Monocular Clues</w:t>
+      </w:r>
+    </w:p>
+    <w:p>
+      <w:pPr>
+        <w:pStyle w:val="ListParagraph"/>
+        <w:numPr>
+          <w:ilvl w:val="4"/>
+          <w:numId w:val="5"/>
+        </w:numPr>
+      </w:pPr>
+      <w:r>
+        <w:t>(reads perspective lines)</w:t>
+      </w:r>
+    </w:p>
+    <w:p>
+      <w:pPr>
+        <w:pStyle w:val="ListParagraph"/>
+        <w:numPr>
+          <w:ilvl w:val="2"/>
+          <w:numId w:val="5"/>
+        </w:numPr>
+      </w:pPr>
+      <w:r>
+        <w:t xml:space="preserve">The Depth Anything v2 Metric version is a specialized variant of the model that has been fine-tuned to output </w:t>
+      </w:r>
+      <w:proofErr w:type="spellStart"/>
+      <w:r>
+        <w:t>absolue</w:t>
+      </w:r>
+      <w:proofErr w:type="spellEnd"/>
+      <w:r>
+        <w:t xml:space="preserve">, real-world distances, giving actual measurements. They have a model trained specifically for outdoors, typically to handle driving </w:t>
+      </w:r>
+      <w:r>
+        <w:t>environments</w:t>
+      </w:r>
+      <w:r>
+        <w:t>.</w:t>
+      </w:r>
+    </w:p>
+    <w:p>
+      <w:pPr>
+        <w:pStyle w:val="ListParagraph"/>
+        <w:numPr>
+          <w:ilvl w:val="1"/>
+          <w:numId w:val="5"/>
+        </w:numPr>
+      </w:pPr>
+      <w:r>
+        <w:lastRenderedPageBreak/>
+        <w:t xml:space="preserve">MVS and Depth Anything v2 can </w:t>
+      </w:r>
+      <w:proofErr w:type="gramStart"/>
+      <w:r>
+        <w:t>actually work</w:t>
+      </w:r>
+      <w:proofErr w:type="gramEnd"/>
+      <w:r>
+        <w:t xml:space="preserve"> together</w:t>
+      </w:r>
+      <w:r>
+        <w:t xml:space="preserve">. </w:t>
+      </w:r>
+    </w:p>
+    <w:p/>
+    <w:p>
+      <w:r>
+        <w:t>06/13/2026</w:t>
+      </w:r>
+    </w:p>
+    <w:p>
+      <w:pPr>
+        <w:pStyle w:val="ListParagraph"/>
+        <w:numPr>
+          <w:ilvl w:val="0"/>
+          <w:numId w:val="6"/>
+        </w:numPr>
+      </w:pPr>
+      <w:r>
+        <w:t xml:space="preserve">Trying Depth Anything v2 </w:t>
+      </w:r>
+      <w:proofErr w:type="spellStart"/>
+      <w:r>
+        <w:t>Mertic</w:t>
+      </w:r>
+      <w:proofErr w:type="spellEnd"/>
+      <w:r>
+        <w:t xml:space="preserve"> – Outdoor model</w:t>
+      </w:r>
+    </w:p>
+    <w:p>
+      <w:pPr>
+        <w:pStyle w:val="ListParagraph"/>
+        <w:numPr>
+          <w:ilvl w:val="0"/>
+          <w:numId w:val="6"/>
+        </w:numPr>
+      </w:pPr>
+      <w:r>
+        <w:t>Just kidding that did worse because the outdoor model was calibrated to farther distances, all gets fuzzing and edges inaccurate</w:t>
+      </w:r>
+    </w:p>
+    <w:p>
+      <w:pPr>
+        <w:pStyle w:val="ListParagraph"/>
+        <w:numPr>
+          <w:ilvl w:val="0"/>
+          <w:numId w:val="6"/>
+        </w:numPr>
+      </w:pPr>
+      <w:r>
+        <w:t xml:space="preserve">Tried Making 3D meshes from A single depth map with </w:t>
+      </w:r>
+      <w:proofErr w:type="gramStart"/>
+      <w:r>
+        <w:t>the Depth</w:t>
+      </w:r>
+      <w:proofErr w:type="gramEnd"/>
+      <w:r>
+        <w:t xml:space="preserve"> Anything v2 </w:t>
+      </w:r>
+    </w:p>
+    <w:p>
+      <w:pPr>
+        <w:pStyle w:val="ListParagraph"/>
+        <w:numPr>
+          <w:ilvl w:val="1"/>
+          <w:numId w:val="6"/>
+        </w:numPr>
+      </w:pPr>
+      <w:r>
+        <w:t xml:space="preserve">So probably the best output I have gotten so far but it is far from being acceptable. The balcony geometry is extruded away from the façade plane, but not at all </w:t>
+      </w:r>
+      <w:proofErr w:type="gramStart"/>
+      <w:r>
+        <w:t>close</w:t>
+      </w:r>
+      <w:proofErr w:type="gramEnd"/>
+      <w:r>
+        <w:t xml:space="preserve"> to the right distance. </w:t>
+      </w:r>
+      <w:proofErr w:type="gramStart"/>
+      <w:r>
+        <w:t>So</w:t>
+      </w:r>
+      <w:proofErr w:type="gramEnd"/>
+      <w:r>
+        <w:t xml:space="preserve"> from this alone I could likely just get the planes </w:t>
+      </w:r>
+      <w:proofErr w:type="gramStart"/>
+      <w:r>
+        <w:t>of</w:t>
+      </w:r>
+      <w:proofErr w:type="gramEnd"/>
+      <w:r>
+        <w:t xml:space="preserve"> the </w:t>
+      </w:r>
+      <w:proofErr w:type="gramStart"/>
+      <w:r>
+        <w:t>balconies</w:t>
+      </w:r>
+      <w:proofErr w:type="gramEnd"/>
+      <w:r>
+        <w:t xml:space="preserve"> but I am not even sure that the width distances of those are even close to accurate. One note </w:t>
+      </w:r>
+      <w:proofErr w:type="spellStart"/>
+      <w:proofErr w:type="gramStart"/>
+      <w:r>
+        <w:t>tho</w:t>
+      </w:r>
+      <w:proofErr w:type="spellEnd"/>
+      <w:proofErr w:type="gramEnd"/>
+      <w:r>
+        <w:t xml:space="preserve"> is some setting in the model cut out the powerline </w:t>
+      </w:r>
+      <w:proofErr w:type="gramStart"/>
+      <w:r>
+        <w:t>geometry, and</w:t>
+      </w:r>
+      <w:proofErr w:type="gramEnd"/>
+      <w:r>
+        <w:t xml:space="preserve"> really punched out the car. Does pretty good with edges. </w:t>
+      </w:r>
+    </w:p>
+    <w:p>
+      <w:pPr>
+        <w:pStyle w:val="ListParagraph"/>
+        <w:numPr>
+          <w:ilvl w:val="1"/>
+          <w:numId w:val="6"/>
+        </w:numPr>
+      </w:pPr>
+      <w:r>
+        <w:t>I have a few different thoughts about these tests</w:t>
+      </w:r>
+    </w:p>
+    <w:p>
+      <w:pPr>
+        <w:pStyle w:val="ListParagraph"/>
+        <w:numPr>
+          <w:ilvl w:val="2"/>
+          <w:numId w:val="6"/>
+        </w:numPr>
+      </w:pPr>
+      <w:proofErr w:type="gramStart"/>
+      <w:r>
+        <w:t>Definitely</w:t>
+      </w:r>
+      <w:r>
+        <w:t xml:space="preserve"> using</w:t>
+      </w:r>
+      <w:proofErr w:type="gramEnd"/>
+      <w:r>
+        <w:t xml:space="preserve"> the detection model to extract the balconies would be good. I wonder if there is a way to get the polygons instead of just bounding boxes? I could always look at Romans paper on how they deleted </w:t>
+      </w:r>
+      <w:proofErr w:type="gramStart"/>
+      <w:r>
+        <w:t>all of</w:t>
+      </w:r>
+      <w:proofErr w:type="gramEnd"/>
+      <w:r>
+        <w:t xml:space="preserve"> the triangles that did not align with the main plain. He also used bounding boxes.</w:t>
+      </w:r>
+    </w:p>
+    <w:p>
+      <w:pPr>
+        <w:pStyle w:val="ListParagraph"/>
+        <w:numPr>
+          <w:ilvl w:val="2"/>
+          <w:numId w:val="6"/>
+        </w:numPr>
+      </w:pPr>
+      <w:r>
+        <w:t>Detection Model should detect Foliage, then can apply a rough guestimate of the shading</w:t>
+      </w:r>
+    </w:p>
+    <w:p>
+      <w:pPr>
+        <w:pStyle w:val="ListParagraph"/>
+        <w:numPr>
+          <w:ilvl w:val="2"/>
+          <w:numId w:val="6"/>
+        </w:numPr>
+      </w:pPr>
+      <w:r>
+        <w:t>Can I get just the edges and make planes from that, since balconies and facades are going to be relatively flat</w:t>
+      </w:r>
+    </w:p>
+    <w:p>
+      <w:pPr>
+        <w:pStyle w:val="ListParagraph"/>
+        <w:numPr>
+          <w:ilvl w:val="2"/>
+          <w:numId w:val="6"/>
+        </w:numPr>
+      </w:pPr>
+      <w:r>
+        <w:t xml:space="preserve">Can I somehow use ai to read the pattern of the façade and estimate where balconies might be based </w:t>
+      </w:r>
+      <w:proofErr w:type="gramStart"/>
+      <w:r>
+        <w:t>off of</w:t>
+      </w:r>
+      <w:proofErr w:type="gramEnd"/>
+      <w:r>
+        <w:t xml:space="preserve"> the viewable pattern?</w:t>
+      </w:r>
+    </w:p>
+    <w:p>
+      <w:pPr>
+        <w:pStyle w:val="ListParagraph"/>
+        <w:numPr>
+          <w:ilvl w:val="2"/>
+          <w:numId w:val="6"/>
+        </w:numPr>
+      </w:pPr>
+      <w:r>
+        <w:t>Apparently there still might be some ability to get camera intrinsics using COLMAP but not using it for the actual 3D construction</w:t>
+      </w:r>
+    </w:p>
+    <w:p>
+      <w:pPr>
+        <w:pStyle w:val="ListParagraph"/>
+        <w:numPr>
+          <w:ilvl w:val="2"/>
+          <w:numId w:val="6"/>
+        </w:numPr>
+      </w:pPr>
+      <w:r>
+        <w:t xml:space="preserve">Also there does seem to be a terrible issue in trying to line up different views. Single image is the only thing working, but I would get a more accurate depth if I could </w:t>
+      </w:r>
+      <w:proofErr w:type="gramStart"/>
+      <w:r>
+        <w:t>actually combine</w:t>
+      </w:r>
+      <w:proofErr w:type="gramEnd"/>
+      <w:r>
+        <w:t xml:space="preserve"> from different views</w:t>
+      </w:r>
+    </w:p>
+    <w:p/>
+    <w:p>
+      <w:r>
+        <w:t>06/15/2026</w:t>
+      </w:r>
+    </w:p>
+    <w:p>
+      <w:pPr>
+        <w:pStyle w:val="ListParagraph"/>
+        <w:numPr>
+          <w:ilvl w:val="0"/>
+          <w:numId w:val="7"/>
+        </w:numPr>
+      </w:pPr>
+      <w:r>
+        <w:t>Deep read “</w:t>
+      </w:r>
+      <w:r>
+        <w:t xml:space="preserve">3D Building Façade Reconstruction Under Mesh Form </w:t>
+      </w:r>
+      <w:proofErr w:type="gramStart"/>
+      <w:r>
+        <w:t>From</w:t>
+      </w:r>
+      <w:proofErr w:type="gramEnd"/>
+      <w:r>
+        <w:t xml:space="preserve"> Multiple </w:t>
+      </w:r>
+      <w:proofErr w:type="gramStart"/>
+      <w:r>
+        <w:t>Wide Angle</w:t>
+      </w:r>
+      <w:proofErr w:type="gramEnd"/>
+      <w:r>
+        <w:t xml:space="preserve"> Views</w:t>
+      </w:r>
+      <w:r>
+        <w:t>”</w:t>
+      </w:r>
+    </w:p>
+    <w:p>
+      <w:r>
+        <w:lastRenderedPageBreak/>
+        <w:t>06/16/2026</w:t>
+      </w:r>
+    </w:p>
+    <w:p>
+      <w:pPr>
+        <w:pStyle w:val="ListParagraph"/>
+        <w:numPr>
+          <w:ilvl w:val="0"/>
+          <w:numId w:val="7"/>
+        </w:numPr>
+      </w:pPr>
+      <w:r>
+        <w:t>Deep read “</w:t>
+      </w:r>
+      <w:r>
+        <w:t>Calibrating Panoramic Depth Estimation for Practical Localization and Mapping</w:t>
+      </w:r>
+      <w:r>
+        <w:t>”</w:t>
+      </w:r>
+    </w:p>
+    <w:p>
+      <w:pPr>
+        <w:pStyle w:val="ListParagraph"/>
+        <w:numPr>
+          <w:ilvl w:val="1"/>
+          <w:numId w:val="7"/>
+        </w:numPr>
+      </w:pPr>
+      <w:r>
+        <w:t xml:space="preserve">This paper is </w:t>
+      </w:r>
+      <w:proofErr w:type="gramStart"/>
+      <w:r>
+        <w:t>actually important</w:t>
+      </w:r>
+      <w:proofErr w:type="gramEnd"/>
+      <w:r>
+        <w:t>, I might switch the depth estimation model</w:t>
+      </w:r>
+    </w:p>
+    <w:p>
+      <w:pPr>
+        <w:pStyle w:val="ListParagraph"/>
+        <w:numPr>
+          <w:ilvl w:val="1"/>
+          <w:numId w:val="7"/>
+        </w:numPr>
+      </w:pPr>
+      <w:r>
+        <w:t>It is depth map model that is specifically made to correct the errors that come out of using panoramas as source images.</w:t>
+      </w:r>
+    </w:p>
+    <w:p>
+      <w:pPr>
+        <w:pStyle w:val="ListParagraph"/>
+        <w:numPr>
+          <w:ilvl w:val="1"/>
+          <w:numId w:val="7"/>
+        </w:numPr>
+      </w:pPr>
+      <w:r>
+        <w:t>This might help with a lot of the problems I do have</w:t>
+      </w:r>
+    </w:p>
+    <w:p>
+      <w:pPr>
+        <w:pStyle w:val="ListParagraph"/>
+        <w:numPr>
+          <w:ilvl w:val="1"/>
+          <w:numId w:val="7"/>
+        </w:numPr>
+      </w:pPr>
+      <w:r>
+        <w:t>Depth Any Panoramas (DAP)</w:t>
+      </w:r>
+      <w:r>
+        <w:t xml:space="preserve"> - </w:t>
+      </w:r>
+      <w:r>
+        <w:t>This is a zero-shot foundation model built specifically for equirectangular inputs. It handles the edge-wrapping continuity flawlessly (so a balcony split across the left/right frame boundary doesn't warp).</w:t>
+      </w:r>
+    </w:p>
+    <w:p/>
+    <w:p>
+      <w:r>
+        <w:t>06/17/2026</w:t>
+      </w:r>
+    </w:p>
+    <w:p>
+      <w:pPr>
+        <w:pStyle w:val="ListParagraph"/>
+        <w:numPr>
+          <w:ilvl w:val="0"/>
+          <w:numId w:val="7"/>
+        </w:numPr>
+      </w:pPr>
+      <w:r>
+        <w:t>Deep read of “</w:t>
+      </w:r>
+      <w:proofErr w:type="spellStart"/>
+      <w:r>
+        <w:t>PanoPose</w:t>
+      </w:r>
+      <w:proofErr w:type="spellEnd"/>
+      <w:r>
+        <w:t>: Self-supervised Relative Pose Estimation for Panoramic Images</w:t>
+      </w:r>
+      <w:r>
+        <w:t>”</w:t>
+      </w:r>
+    </w:p>
+    <w:p/>
+    <w:p>
+      <w:r>
+        <w:t>06/18/2026</w:t>
+      </w:r>
+    </w:p>
+    <w:p>
+      <w:pPr>
+        <w:pStyle w:val="ListParagraph"/>
+        <w:numPr>
+          <w:ilvl w:val="0"/>
+          <w:numId w:val="7"/>
+        </w:numPr>
+      </w:pPr>
+      <w:r>
+        <w:t xml:space="preserve">Deep read of “Distortion-Aware Outdoor Panoramic Depth Estimation via Local-Global Fusion” </w:t>
+      </w:r>
+    </w:p>
+    <w:p>
+      <w:pPr>
+        <w:pStyle w:val="ListParagraph"/>
+        <w:numPr>
+          <w:ilvl w:val="0"/>
+          <w:numId w:val="7"/>
+        </w:numPr>
+      </w:pPr>
+      <w:r>
+        <w:t>Has an outdoor panoramic depth estimation model worth trying</w:t>
+      </w:r>
+    </w:p>
+    <w:p/>
+    <w:p>
+      <w:r>
+        <w:t>06/19/2026</w:t>
+      </w:r>
+    </w:p>
+    <w:p>
+      <w:pPr>
+        <w:pStyle w:val="ListParagraph"/>
+        <w:numPr>
+          <w:ilvl w:val="0"/>
+          <w:numId w:val="7"/>
+        </w:numPr>
+      </w:pPr>
+      <w:r>
+        <w:t>Deep read of “</w:t>
+      </w:r>
+      <w:proofErr w:type="spellStart"/>
+      <w:r>
+        <w:t>PanDA</w:t>
+      </w:r>
+      <w:proofErr w:type="spellEnd"/>
+      <w:r>
+        <w:t>: Towards Panoramic Depth Anything with Unlabeled Panoramas and Mobius…”</w:t>
+      </w:r>
+    </w:p>
+    <w:p>
+      <w:pPr>
+        <w:pStyle w:val="ListParagraph"/>
+        <w:numPr>
+          <w:ilvl w:val="1"/>
+          <w:numId w:val="7"/>
+        </w:numPr>
+      </w:pPr>
+      <w:r>
+        <w:t xml:space="preserve">This paper goes into critical factors that influence Depth Anything </w:t>
+      </w:r>
+      <w:proofErr w:type="spellStart"/>
+      <w:r>
+        <w:t>Models’s</w:t>
+      </w:r>
+      <w:proofErr w:type="spellEnd"/>
+      <w:r>
+        <w:t xml:space="preserve"> performance on </w:t>
+      </w:r>
+      <w:proofErr w:type="gramStart"/>
+      <w:r>
+        <w:t>panoramas</w:t>
+      </w:r>
+      <w:proofErr w:type="gramEnd"/>
+      <w:r>
+        <w:t xml:space="preserve"> one being representations of panoramas:</w:t>
+      </w:r>
+    </w:p>
+    <w:p>
+      <w:pPr>
+        <w:pStyle w:val="ListParagraph"/>
+        <w:numPr>
+          <w:ilvl w:val="2"/>
+          <w:numId w:val="7"/>
+        </w:numPr>
+      </w:pPr>
+      <w:r>
+        <w:t>Equirectangular Projection (ERP)</w:t>
+      </w:r>
+    </w:p>
+    <w:p>
+      <w:pPr>
+        <w:pStyle w:val="ListParagraph"/>
+        <w:numPr>
+          <w:ilvl w:val="2"/>
+          <w:numId w:val="7"/>
+        </w:numPr>
+      </w:pPr>
+      <w:r>
+        <w:t>Cube map Projection (CP)</w:t>
+      </w:r>
+    </w:p>
+    <w:p>
+      <w:pPr>
+        <w:pStyle w:val="ListParagraph"/>
+        <w:numPr>
+          <w:ilvl w:val="2"/>
+          <w:numId w:val="7"/>
+        </w:numPr>
+      </w:pPr>
+      <w:r>
+        <w:t>Tangent Projection (TP)</w:t>
+      </w:r>
+    </w:p>
+    <w:p>
+      <w:pPr>
+        <w:pStyle w:val="ListParagraph"/>
+        <w:numPr>
+          <w:ilvl w:val="1"/>
+          <w:numId w:val="7"/>
+        </w:numPr>
+      </w:pPr>
+      <w:r>
+        <w:t>These are important to understand because that is one of the problems that I was running into, because I did not know much about these different representations</w:t>
+      </w:r>
+    </w:p>
+    <w:p>
+      <w:pPr>
+        <w:pStyle w:val="ListParagraph"/>
+        <w:numPr>
+          <w:ilvl w:val="0"/>
+          <w:numId w:val="7"/>
+        </w:numPr>
+      </w:pPr>
+      <w:r>
+        <w:t>Has an outdoor panoramic depth estimation worth trying</w:t>
+      </w:r>
+    </w:p>
+    <w:p/>
+    <w:p/>
+    <w:p>
+      <w:r>
+        <w:t>06/22/2026</w:t>
+      </w:r>
+    </w:p>
+    <w:p>
+      <w:pPr>
+        <w:pStyle w:val="ListParagraph"/>
+        <w:numPr>
+          <w:ilvl w:val="0"/>
+          <w:numId w:val="7"/>
+        </w:numPr>
+      </w:pPr>
+      <w:r>
+        <w:t>Deep read of “</w:t>
+      </w:r>
+      <w:proofErr w:type="spellStart"/>
+      <w:r>
+        <w:t>PanoDthNet</w:t>
+      </w:r>
+      <w:proofErr w:type="spellEnd"/>
+      <w:r>
+        <w:t>: Depth Estimation on Indoor and Outdoor Panoramic Images”</w:t>
+      </w:r>
+    </w:p>
+    <w:p>
+      <w:pPr>
+        <w:pStyle w:val="ListParagraph"/>
+        <w:numPr>
+          <w:ilvl w:val="0"/>
+          <w:numId w:val="7"/>
+        </w:numPr>
+      </w:pPr>
+      <w:r>
+        <w:t>Deep read of “Three-Dimensional Positioning from Google Street View Panoramas”</w:t>
+      </w:r>
+    </w:p>
+    <w:p/>
+    <w:p>
+      <w:r>
+        <w:t>06/23/2026</w:t>
+      </w:r>
+    </w:p>
+    <w:p>
+      <w:pPr>
+        <w:pStyle w:val="ListParagraph"/>
+        <w:numPr>
+          <w:ilvl w:val="0"/>
+          <w:numId w:val="8"/>
+        </w:numPr>
+      </w:pPr>
+      <w:r>
+        <w:t xml:space="preserve">Tried </w:t>
+      </w:r>
+      <w:proofErr w:type="spellStart"/>
+      <w:r>
+        <w:t>PanDA</w:t>
+      </w:r>
+      <w:proofErr w:type="spellEnd"/>
+      <w:r>
+        <w:t xml:space="preserve"> model to make depth map since the paper “</w:t>
+      </w:r>
+      <w:proofErr w:type="spellStart"/>
+      <w:r>
+        <w:t>PanDA</w:t>
+      </w:r>
+      <w:proofErr w:type="spellEnd"/>
+      <w:r>
+        <w:t>: Towards Panoramic Depth Anything with Unlabeled Panoramas and Mobius…”</w:t>
+      </w:r>
+      <w:r>
+        <w:t xml:space="preserve"> talks about their model being specific to work with panoramas. </w:t>
+      </w:r>
+    </w:p>
+    <w:p>
+      <w:pPr>
+        <w:pStyle w:val="ListParagraph"/>
+        <w:numPr>
+          <w:ilvl w:val="1"/>
+          <w:numId w:val="8"/>
+        </w:numPr>
+      </w:pPr>
+      <w:proofErr w:type="gramStart"/>
+      <w:r>
+        <w:t>It</w:t>
+      </w:r>
+      <w:proofErr w:type="gramEnd"/>
+      <w:r>
+        <w:t xml:space="preserve"> </w:t>
+      </w:r>
+      <w:proofErr w:type="gramStart"/>
+      <w:r>
+        <w:t>size</w:t>
+      </w:r>
+      <w:proofErr w:type="gramEnd"/>
+      <w:r>
+        <w:t xml:space="preserve"> of pixels or something in the limits of </w:t>
+      </w:r>
+      <w:proofErr w:type="spellStart"/>
+      <w:proofErr w:type="gramStart"/>
+      <w:r>
+        <w:t>it’s</w:t>
+      </w:r>
+      <w:proofErr w:type="spellEnd"/>
+      <w:proofErr w:type="gramEnd"/>
+      <w:r>
+        <w:t xml:space="preserve"> allowable input makes the output of the depth maps fuzzy compared to Depth Anything v2. </w:t>
+      </w:r>
+    </w:p>
+    <w:p>
+      <w:pPr>
+        <w:pStyle w:val="ListParagraph"/>
+        <w:numPr>
+          <w:ilvl w:val="1"/>
+          <w:numId w:val="8"/>
+        </w:numPr>
+      </w:pPr>
+      <w:r>
+        <w:t xml:space="preserve">Will not be using </w:t>
+      </w:r>
+      <w:proofErr w:type="spellStart"/>
+      <w:r>
+        <w:t>PanDA</w:t>
+      </w:r>
+      <w:proofErr w:type="spellEnd"/>
+    </w:p>
+    <w:p>
+      <w:pPr>
+        <w:pStyle w:val="ListParagraph"/>
+        <w:numPr>
+          <w:ilvl w:val="0"/>
+          <w:numId w:val="8"/>
+        </w:numPr>
+      </w:pPr>
+      <w:r>
+        <w:t>Deep read of “High-Resolution Depth Estimation for 360 Degree Panoramas Through Perspective and Panoramic…”</w:t>
+      </w:r>
+    </w:p>
+    <w:p>
+      <w:pPr>
+        <w:ind w:left="360"/>
+      </w:pPr>
+    </w:p>
+    <w:p>
+      <w:r>
+        <w:t>06/25/2026</w:t>
+      </w:r>
+    </w:p>
+    <w:p>
+      <w:pPr>
+        <w:pStyle w:val="ListParagraph"/>
+        <w:numPr>
+          <w:ilvl w:val="0"/>
+          <w:numId w:val="10"/>
+        </w:numPr>
+      </w:pPr>
+      <w:r>
+        <w:t xml:space="preserve">Created </w:t>
+      </w:r>
+      <w:proofErr w:type="spellStart"/>
+      <w:r>
+        <w:t>Fetch</w:t>
+      </w:r>
+      <w:r>
+        <w:t>_For_Balconies</w:t>
+      </w:r>
+      <w:proofErr w:type="spellEnd"/>
+      <w:r>
+        <w:t xml:space="preserve"> Repo </w:t>
+      </w:r>
+    </w:p>
+    <w:p>
+      <w:pPr>
+        <w:pStyle w:val="ListParagraph"/>
+        <w:numPr>
+          <w:ilvl w:val="1"/>
+          <w:numId w:val="10"/>
+        </w:numPr>
+      </w:pPr>
+      <w:r>
+        <w:t>Simple Google API Tile fetch and storage for the use of training detection and segmentation model</w:t>
+      </w:r>
+      <w:r>
+        <w:t xml:space="preserve">. </w:t>
+      </w:r>
+    </w:p>
+    <w:p>
+      <w:pPr>
+        <w:pStyle w:val="ListParagraph"/>
+        <w:numPr>
+          <w:ilvl w:val="1"/>
+          <w:numId w:val="10"/>
+        </w:numPr>
+      </w:pPr>
+      <w:r>
+        <w:t xml:space="preserve">Fetches from a bunch of </w:t>
+      </w:r>
+      <w:r>
+        <w:t xml:space="preserve">Atlanta </w:t>
+      </w:r>
+      <w:r>
+        <w:t>neighborhoods</w:t>
+      </w:r>
+      <w:r>
+        <w:t>.</w:t>
+      </w:r>
+    </w:p>
+    <w:p>
+      <w:pPr>
+        <w:pStyle w:val="ListParagraph"/>
+        <w:numPr>
+          <w:ilvl w:val="1"/>
+          <w:numId w:val="10"/>
+        </w:numPr>
+      </w:pPr>
+      <w:r>
+        <w:t xml:space="preserve">Uses the same size and </w:t>
+      </w:r>
+      <w:proofErr w:type="spellStart"/>
+      <w:r>
+        <w:t>Pano</w:t>
+      </w:r>
+      <w:proofErr w:type="spellEnd"/>
+      <w:r>
+        <w:t xml:space="preserve"> Crops so that it should work most effectively for my project.</w:t>
+      </w:r>
+    </w:p>
+    <w:p/>
+    <w:p>
+      <w:r>
+        <w:t>06/26/2026</w:t>
+      </w:r>
+    </w:p>
+    <w:p>
+      <w:pPr>
+        <w:pStyle w:val="ListParagraph"/>
+        <w:numPr>
+          <w:ilvl w:val="0"/>
+          <w:numId w:val="10"/>
+        </w:numPr>
+      </w:pPr>
+      <w:proofErr w:type="spellStart"/>
+      <w:r>
+        <w:t>AnyLabeling</w:t>
+      </w:r>
+      <w:proofErr w:type="spellEnd"/>
+      <w:r>
+        <w:t xml:space="preserve"> has SAM built in as an "AI model" option. Instead of clicking every vertex of a polygon manually, you just click a few points on the balcony and SAM figures out the boundary automatically. You then correct it if needed and move on.</w:t>
+      </w:r>
+    </w:p>
+    <w:p>
+      <w:pPr>
+        <w:pStyle w:val="ListParagraph"/>
+        <w:numPr>
+          <w:ilvl w:val="1"/>
+          <w:numId w:val="10"/>
+        </w:numPr>
+      </w:pPr>
+      <w:r>
+        <w:t xml:space="preserve">My laptop </w:t>
+      </w:r>
+      <w:proofErr w:type="gramStart"/>
+      <w:r>
+        <w:t>is</w:t>
+      </w:r>
+      <w:proofErr w:type="gramEnd"/>
+      <w:r>
+        <w:t xml:space="preserve"> </w:t>
+      </w:r>
+      <w:r>
+        <w:t xml:space="preserve">4GB VRAM </w:t>
+      </w:r>
+      <w:r>
+        <w:t>so</w:t>
+      </w:r>
+      <w:r>
+        <w:t xml:space="preserve"> </w:t>
+      </w:r>
+      <w:proofErr w:type="spellStart"/>
+      <w:r>
+        <w:t>ViT</w:t>
+      </w:r>
+      <w:proofErr w:type="spellEnd"/>
+      <w:r>
+        <w:t xml:space="preserve">-B </w:t>
+      </w:r>
+      <w:r>
+        <w:t>is the SAM ai model I should be using in any labeling</w:t>
+      </w:r>
+    </w:p>
+    <w:p>
+      <w:r>
+        <w:lastRenderedPageBreak/>
+        <w:t>06/29/2026</w:t>
+      </w:r>
+    </w:p>
+    <w:p>
+      <w:pPr>
+        <w:pStyle w:val="ListParagraph"/>
+        <w:numPr>
+          <w:ilvl w:val="0"/>
+          <w:numId w:val="10"/>
+        </w:numPr>
+      </w:pPr>
+      <w:r>
+        <w:t>Fetch Google Street View Tiles for Segmentation Model Training</w:t>
+      </w:r>
+    </w:p>
+    <w:p/>
+    <w:p>
+      <w:r>
+        <w:t>06/30/2026</w:t>
+      </w:r>
+    </w:p>
+    <w:p>
+      <w:pPr>
+        <w:pStyle w:val="ListParagraph"/>
+        <w:numPr>
+          <w:ilvl w:val="0"/>
+          <w:numId w:val="10"/>
+        </w:numPr>
+      </w:pPr>
+      <w:r>
+        <w:t>Fetch Google Street View Tiles for Segmentation Model Training</w:t>
+      </w:r>
+    </w:p>
+    <w:p/>
     <w:p/>
     <w:p/>
     <w:p/>
@@ -612,6 +2031,345 @@
     </w:lvl>
   </w:abstractNum>
   <w:abstractNum w:abstractNumId="1" w15:restartNumberingAfterBreak="0">
+    <w:nsid w:val="0615722D"/>
+    <w:multiLevelType w:val="hybridMultilevel"/>
+    <w:tmpl w:val="ED4E91DE"/>
+    <w:lvl w:ilvl="0" w:tplc="04090001">
+      <w:start w:val="1"/>
+      <w:numFmt w:val="bullet"/>
+      <w:lvlText w:val=""/>
+      <w:lvlJc w:val="left"/>
+      <w:pPr>
+        <w:ind w:left="720" w:hanging="360"/>
+      </w:pPr>
+      <w:rPr>
+        <w:rFonts w:ascii="Symbol" w:hAnsi="Symbol" w:hint="default"/>
+      </w:rPr>
+    </w:lvl>
+    <w:lvl w:ilvl="1" w:tplc="04090003">
+      <w:start w:val="1"/>
+      <w:numFmt w:val="bullet"/>
+      <w:lvlText w:val="o"/>
+      <w:lvlJc w:val="left"/>
+      <w:pPr>
+        <w:ind w:left="1440" w:hanging="360"/>
+      </w:pPr>
+      <w:rPr>
+        <w:rFonts w:ascii="Courier New" w:hAnsi="Courier New" w:cs="Courier New" w:hint="default"/>
+      </w:rPr>
+    </w:lvl>
+    <w:lvl w:ilvl="2" w:tplc="04090005" w:tentative="1">
+      <w:start w:val="1"/>
+      <w:numFmt w:val="bullet"/>
+      <w:lvlText w:val=""/>
+      <w:lvlJc w:val="left"/>
+      <w:pPr>
+        <w:ind w:left="2160" w:hanging="360"/>
+      </w:pPr>
+      <w:rPr>
+        <w:rFonts w:ascii="Wingdings" w:hAnsi="Wingdings" w:hint="default"/>
+      </w:rPr>
+    </w:lvl>
+    <w:lvl w:ilvl="3" w:tplc="04090001" w:tentative="1">
+      <w:start w:val="1"/>
+      <w:numFmt w:val="bullet"/>
+      <w:lvlText w:val=""/>
+      <w:lvlJc w:val="left"/>
+      <w:pPr>
+        <w:ind w:left="2880" w:hanging="360"/>
+      </w:pPr>
+      <w:rPr>
+        <w:rFonts w:ascii="Symbol" w:hAnsi="Symbol" w:hint="default"/>
+      </w:rPr>
+    </w:lvl>
+    <w:lvl w:ilvl="4" w:tplc="04090003" w:tentative="1">
+      <w:start w:val="1"/>
+      <w:numFmt w:val="bullet"/>
+      <w:lvlText w:val="o"/>
+      <w:lvlJc w:val="left"/>
+      <w:pPr>
+        <w:ind w:left="3600" w:hanging="360"/>
+      </w:pPr>
+      <w:rPr>
+        <w:rFonts w:ascii="Courier New" w:hAnsi="Courier New" w:cs="Courier New" w:hint="default"/>
+      </w:rPr>
+    </w:lvl>
+    <w:lvl w:ilvl="5" w:tplc="04090005" w:tentative="1">
+      <w:start w:val="1"/>
+      <w:numFmt w:val="bullet"/>
+      <w:lvlText w:val=""/>
+      <w:lvlJc w:val="left"/>
+      <w:pPr>
+        <w:ind w:left="4320" w:hanging="360"/>
+      </w:pPr>
+      <w:rPr>
+        <w:rFonts w:ascii="Wingdings" w:hAnsi="Wingdings" w:hint="default"/>
+      </w:rPr>
+    </w:lvl>
+    <w:lvl w:ilvl="6" w:tplc="04090001" w:tentative="1">
+      <w:start w:val="1"/>
+      <w:numFmt w:val="bullet"/>
+      <w:lvlText w:val=""/>
+      <w:lvlJc w:val="left"/>
+      <w:pPr>
+        <w:ind w:left="5040" w:hanging="360"/>
+      </w:pPr>
+      <w:rPr>
+        <w:rFonts w:ascii="Symbol" w:hAnsi="Symbol" w:hint="default"/>
+      </w:rPr>
+    </w:lvl>
+    <w:lvl w:ilvl="7" w:tplc="04090003" w:tentative="1">
+      <w:start w:val="1"/>
+      <w:numFmt w:val="bullet"/>
+      <w:lvlText w:val="o"/>
+      <w:lvlJc w:val="left"/>
+      <w:pPr>
+        <w:ind w:left="5760" w:hanging="360"/>
+      </w:pPr>
+      <w:rPr>
+        <w:rFonts w:ascii="Courier New" w:hAnsi="Courier New" w:cs="Courier New" w:hint="default"/>
+      </w:rPr>
+    </w:lvl>
+    <w:lvl w:ilvl="8" w:tplc="04090005" w:tentative="1">
+      <w:start w:val="1"/>
+      <w:numFmt w:val="bullet"/>
+      <w:lvlText w:val=""/>
+      <w:lvlJc w:val="left"/>
+      <w:pPr>
+        <w:ind w:left="6480" w:hanging="360"/>
+      </w:pPr>
+      <w:rPr>
+        <w:rFonts w:ascii="Wingdings" w:hAnsi="Wingdings" w:hint="default"/>
+      </w:rPr>
+    </w:lvl>
+  </w:abstractNum>
+  <w:abstractNum w:abstractNumId="2" w15:restartNumberingAfterBreak="0">
+    <w:nsid w:val="06CC709D"/>
+    <w:multiLevelType w:val="hybridMultilevel"/>
+    <w:tmpl w:val="10E0A128"/>
+    <w:lvl w:ilvl="0" w:tplc="04090001">
+      <w:start w:val="1"/>
+      <w:numFmt w:val="bullet"/>
+      <w:lvlText w:val=""/>
+      <w:lvlJc w:val="left"/>
+      <w:pPr>
+        <w:ind w:left="720" w:hanging="360"/>
+      </w:pPr>
+      <w:rPr>
+        <w:rFonts w:ascii="Symbol" w:hAnsi="Symbol" w:hint="default"/>
+      </w:rPr>
+    </w:lvl>
+    <w:lvl w:ilvl="1" w:tplc="04090003">
+      <w:start w:val="1"/>
+      <w:numFmt w:val="bullet"/>
+      <w:lvlText w:val="o"/>
+      <w:lvlJc w:val="left"/>
+      <w:pPr>
+        <w:ind w:left="1440" w:hanging="360"/>
+      </w:pPr>
+      <w:rPr>
+        <w:rFonts w:ascii="Courier New" w:hAnsi="Courier New" w:cs="Courier New" w:hint="default"/>
+      </w:rPr>
+    </w:lvl>
+    <w:lvl w:ilvl="2" w:tplc="04090005" w:tentative="1">
+      <w:start w:val="1"/>
+      <w:numFmt w:val="bullet"/>
+      <w:lvlText w:val=""/>
+      <w:lvlJc w:val="left"/>
+      <w:pPr>
+        <w:ind w:left="2160" w:hanging="360"/>
+      </w:pPr>
+      <w:rPr>
+        <w:rFonts w:ascii="Wingdings" w:hAnsi="Wingdings" w:hint="default"/>
+      </w:rPr>
+    </w:lvl>
+    <w:lvl w:ilvl="3" w:tplc="04090001" w:tentative="1">
+      <w:start w:val="1"/>
+      <w:numFmt w:val="bullet"/>
+      <w:lvlText w:val=""/>
+      <w:lvlJc w:val="left"/>
+      <w:pPr>
+        <w:ind w:left="2880" w:hanging="360"/>
+      </w:pPr>
+      <w:rPr>
+        <w:rFonts w:ascii="Symbol" w:hAnsi="Symbol" w:hint="default"/>
+      </w:rPr>
+    </w:lvl>
+    <w:lvl w:ilvl="4" w:tplc="04090003" w:tentative="1">
+      <w:start w:val="1"/>
+      <w:numFmt w:val="bullet"/>
+      <w:lvlText w:val="o"/>
+      <w:lvlJc w:val="left"/>
+      <w:pPr>
+        <w:ind w:left="3600" w:hanging="360"/>
+      </w:pPr>
+      <w:rPr>
+        <w:rFonts w:ascii="Courier New" w:hAnsi="Courier New" w:cs="Courier New" w:hint="default"/>
+      </w:rPr>
+    </w:lvl>
+    <w:lvl w:ilvl="5" w:tplc="04090005" w:tentative="1">
+      <w:start w:val="1"/>
+      <w:numFmt w:val="bullet"/>
+      <w:lvlText w:val=""/>
+      <w:lvlJc w:val="left"/>
+      <w:pPr>
+        <w:ind w:left="4320" w:hanging="360"/>
+      </w:pPr>
+      <w:rPr>
+        <w:rFonts w:ascii="Wingdings" w:hAnsi="Wingdings" w:hint="default"/>
+      </w:rPr>
+    </w:lvl>
+    <w:lvl w:ilvl="6" w:tplc="04090001" w:tentative="1">
+      <w:start w:val="1"/>
+      <w:numFmt w:val="bullet"/>
+      <w:lvlText w:val=""/>
+      <w:lvlJc w:val="left"/>
+      <w:pPr>
+        <w:ind w:left="5040" w:hanging="360"/>
+      </w:pPr>
+      <w:rPr>
+        <w:rFonts w:ascii="Symbol" w:hAnsi="Symbol" w:hint="default"/>
+      </w:rPr>
+    </w:lvl>
+    <w:lvl w:ilvl="7" w:tplc="04090003" w:tentative="1">
+      <w:start w:val="1"/>
+      <w:numFmt w:val="bullet"/>
+      <w:lvlText w:val="o"/>
+      <w:lvlJc w:val="left"/>
+      <w:pPr>
+        <w:ind w:left="5760" w:hanging="360"/>
+      </w:pPr>
+      <w:rPr>
+        <w:rFonts w:ascii="Courier New" w:hAnsi="Courier New" w:cs="Courier New" w:hint="default"/>
+      </w:rPr>
+    </w:lvl>
+    <w:lvl w:ilvl="8" w:tplc="04090005" w:tentative="1">
+      <w:start w:val="1"/>
+      <w:numFmt w:val="bullet"/>
+      <w:lvlText w:val=""/>
+      <w:lvlJc w:val="left"/>
+      <w:pPr>
+        <w:ind w:left="6480" w:hanging="360"/>
+      </w:pPr>
+      <w:rPr>
+        <w:rFonts w:ascii="Wingdings" w:hAnsi="Wingdings" w:hint="default"/>
+      </w:rPr>
+    </w:lvl>
+  </w:abstractNum>
+  <w:abstractNum w:abstractNumId="3" w15:restartNumberingAfterBreak="0">
+    <w:nsid w:val="18120F47"/>
+    <w:multiLevelType w:val="hybridMultilevel"/>
+    <w:tmpl w:val="A9721FC4"/>
+    <w:lvl w:ilvl="0" w:tplc="04090001">
+      <w:start w:val="1"/>
+      <w:numFmt w:val="bullet"/>
+      <w:lvlText w:val=""/>
+      <w:lvlJc w:val="left"/>
+      <w:pPr>
+        <w:ind w:left="720" w:hanging="360"/>
+      </w:pPr>
+      <w:rPr>
+        <w:rFonts w:ascii="Symbol" w:hAnsi="Symbol" w:hint="default"/>
+      </w:rPr>
+    </w:lvl>
+    <w:lvl w:ilvl="1" w:tplc="04090003">
+      <w:start w:val="1"/>
+      <w:numFmt w:val="bullet"/>
+      <w:lvlText w:val="o"/>
+      <w:lvlJc w:val="left"/>
+      <w:pPr>
+        <w:ind w:left="1440" w:hanging="360"/>
+      </w:pPr>
+      <w:rPr>
+        <w:rFonts w:ascii="Courier New" w:hAnsi="Courier New" w:cs="Courier New" w:hint="default"/>
+      </w:rPr>
+    </w:lvl>
+    <w:lvl w:ilvl="2" w:tplc="04090005">
+      <w:start w:val="1"/>
+      <w:numFmt w:val="bullet"/>
+      <w:lvlText w:val=""/>
+      <w:lvlJc w:val="left"/>
+      <w:pPr>
+        <w:ind w:left="2160" w:hanging="360"/>
+      </w:pPr>
+      <w:rPr>
+        <w:rFonts w:ascii="Wingdings" w:hAnsi="Wingdings" w:hint="default"/>
+      </w:rPr>
+    </w:lvl>
+    <w:lvl w:ilvl="3" w:tplc="04090001" w:tentative="1">
+      <w:start w:val="1"/>
+      <w:numFmt w:val="bullet"/>
+      <w:lvlText w:val=""/>
+      <w:lvlJc w:val="left"/>
+      <w:pPr>
+        <w:ind w:left="2880" w:hanging="360"/>
+      </w:pPr>
+      <w:rPr>
+        <w:rFonts w:ascii="Symbol" w:hAnsi="Symbol" w:hint="default"/>
+      </w:rPr>
+    </w:lvl>
+    <w:lvl w:ilvl="4" w:tplc="04090003" w:tentative="1">
+      <w:start w:val="1"/>
+      <w:numFmt w:val="bullet"/>
+      <w:lvlText w:val="o"/>
+      <w:lvlJc w:val="left"/>
+      <w:pPr>
+        <w:ind w:left="3600" w:hanging="360"/>
+      </w:pPr>
+      <w:rPr>
+        <w:rFonts w:ascii="Courier New" w:hAnsi="Courier New" w:cs="Courier New" w:hint="default"/>
+      </w:rPr>
+    </w:lvl>
+    <w:lvl w:ilvl="5" w:tplc="04090005" w:tentative="1">
+      <w:start w:val="1"/>
+      <w:numFmt w:val="bullet"/>
+      <w:lvlText w:val=""/>
+      <w:lvlJc w:val="left"/>
+      <w:pPr>
+        <w:ind w:left="4320" w:hanging="360"/>
+      </w:pPr>
+      <w:rPr>
+        <w:rFonts w:ascii="Wingdings" w:hAnsi="Wingdings" w:hint="default"/>
+      </w:rPr>
+    </w:lvl>
+    <w:lvl w:ilvl="6" w:tplc="04090001" w:tentative="1">
+      <w:start w:val="1"/>
+      <w:numFmt w:val="bullet"/>
+      <w:lvlText w:val=""/>
+      <w:lvlJc w:val="left"/>
+      <w:pPr>
+        <w:ind w:left="5040" w:hanging="360"/>
+      </w:pPr>
+      <w:rPr>
+        <w:rFonts w:ascii="Symbol" w:hAnsi="Symbol" w:hint="default"/>
+      </w:rPr>
+    </w:lvl>
+    <w:lvl w:ilvl="7" w:tplc="04090003" w:tentative="1">
+      <w:start w:val="1"/>
+      <w:numFmt w:val="bullet"/>
+      <w:lvlText w:val="o"/>
+      <w:lvlJc w:val="left"/>
+      <w:pPr>
+        <w:ind w:left="5760" w:hanging="360"/>
+      </w:pPr>
+      <w:rPr>
+        <w:rFonts w:ascii="Courier New" w:hAnsi="Courier New" w:cs="Courier New" w:hint="default"/>
+      </w:rPr>
+    </w:lvl>
+    <w:lvl w:ilvl="8" w:tplc="04090005" w:tentative="1">
+      <w:start w:val="1"/>
+      <w:numFmt w:val="bullet"/>
+      <w:lvlText w:val=""/>
+      <w:lvlJc w:val="left"/>
+      <w:pPr>
+        <w:ind w:left="6480" w:hanging="360"/>
+      </w:pPr>
+      <w:rPr>
+        <w:rFonts w:ascii="Wingdings" w:hAnsi="Wingdings" w:hint="default"/>
+      </w:rPr>
+    </w:lvl>
+  </w:abstractNum>
+  <w:abstractNum w:abstractNumId="4" w15:restartNumberingAfterBreak="0">
     <w:nsid w:val="1BF37DF2"/>
     <w:multiLevelType w:val="hybridMultilevel"/>
     <w:tmpl w:val="0FC2DCA2"/>
@@ -724,7 +2482,7 @@
       </w:rPr>
     </w:lvl>
   </w:abstractNum>
-  <w:abstractNum w:abstractNumId="2" w15:restartNumberingAfterBreak="0">
+  <w:abstractNum w:abstractNumId="5" w15:restartNumberingAfterBreak="0">
     <w:nsid w:val="2CA62897"/>
     <w:multiLevelType w:val="hybridMultilevel"/>
     <w:tmpl w:val="82FCA730"/>
@@ -837,7 +2595,346 @@
       </w:rPr>
     </w:lvl>
   </w:abstractNum>
-  <w:abstractNum w:abstractNumId="3" w15:restartNumberingAfterBreak="0">
+  <w:abstractNum w:abstractNumId="6" w15:restartNumberingAfterBreak="0">
+    <w:nsid w:val="34AB3959"/>
+    <w:multiLevelType w:val="hybridMultilevel"/>
+    <w:tmpl w:val="8CD8BF54"/>
+    <w:lvl w:ilvl="0" w:tplc="04090001">
+      <w:start w:val="1"/>
+      <w:numFmt w:val="bullet"/>
+      <w:lvlText w:val=""/>
+      <w:lvlJc w:val="left"/>
+      <w:pPr>
+        <w:ind w:left="720" w:hanging="360"/>
+      </w:pPr>
+      <w:rPr>
+        <w:rFonts w:ascii="Symbol" w:hAnsi="Symbol" w:hint="default"/>
+      </w:rPr>
+    </w:lvl>
+    <w:lvl w:ilvl="1" w:tplc="04090003">
+      <w:start w:val="1"/>
+      <w:numFmt w:val="bullet"/>
+      <w:lvlText w:val="o"/>
+      <w:lvlJc w:val="left"/>
+      <w:pPr>
+        <w:ind w:left="1440" w:hanging="360"/>
+      </w:pPr>
+      <w:rPr>
+        <w:rFonts w:ascii="Courier New" w:hAnsi="Courier New" w:cs="Courier New" w:hint="default"/>
+      </w:rPr>
+    </w:lvl>
+    <w:lvl w:ilvl="2" w:tplc="04090005">
+      <w:start w:val="1"/>
+      <w:numFmt w:val="bullet"/>
+      <w:lvlText w:val=""/>
+      <w:lvlJc w:val="left"/>
+      <w:pPr>
+        <w:ind w:left="2160" w:hanging="360"/>
+      </w:pPr>
+      <w:rPr>
+        <w:rFonts w:ascii="Wingdings" w:hAnsi="Wingdings" w:hint="default"/>
+      </w:rPr>
+    </w:lvl>
+    <w:lvl w:ilvl="3" w:tplc="04090001">
+      <w:start w:val="1"/>
+      <w:numFmt w:val="bullet"/>
+      <w:lvlText w:val=""/>
+      <w:lvlJc w:val="left"/>
+      <w:pPr>
+        <w:ind w:left="2880" w:hanging="360"/>
+      </w:pPr>
+      <w:rPr>
+        <w:rFonts w:ascii="Symbol" w:hAnsi="Symbol" w:hint="default"/>
+      </w:rPr>
+    </w:lvl>
+    <w:lvl w:ilvl="4" w:tplc="04090003">
+      <w:start w:val="1"/>
+      <w:numFmt w:val="bullet"/>
+      <w:lvlText w:val="o"/>
+      <w:lvlJc w:val="left"/>
+      <w:pPr>
+        <w:ind w:left="3600" w:hanging="360"/>
+      </w:pPr>
+      <w:rPr>
+        <w:rFonts w:ascii="Courier New" w:hAnsi="Courier New" w:cs="Courier New" w:hint="default"/>
+      </w:rPr>
+    </w:lvl>
+    <w:lvl w:ilvl="5" w:tplc="04090005" w:tentative="1">
+      <w:start w:val="1"/>
+      <w:numFmt w:val="bullet"/>
+      <w:lvlText w:val=""/>
+      <w:lvlJc w:val="left"/>
+      <w:pPr>
+        <w:ind w:left="4320" w:hanging="360"/>
+      </w:pPr>
+      <w:rPr>
+        <w:rFonts w:ascii="Wingdings" w:hAnsi="Wingdings" w:hint="default"/>
+      </w:rPr>
+    </w:lvl>
+    <w:lvl w:ilvl="6" w:tplc="04090001" w:tentative="1">
+      <w:start w:val="1"/>
+      <w:numFmt w:val="bullet"/>
+      <w:lvlText w:val=""/>
+      <w:lvlJc w:val="left"/>
+      <w:pPr>
+        <w:ind w:left="5040" w:hanging="360"/>
+      </w:pPr>
+      <w:rPr>
+        <w:rFonts w:ascii="Symbol" w:hAnsi="Symbol" w:hint="default"/>
+      </w:rPr>
+    </w:lvl>
+    <w:lvl w:ilvl="7" w:tplc="04090003" w:tentative="1">
+      <w:start w:val="1"/>
+      <w:numFmt w:val="bullet"/>
+      <w:lvlText w:val="o"/>
+      <w:lvlJc w:val="left"/>
+      <w:pPr>
+        <w:ind w:left="5760" w:hanging="360"/>
+      </w:pPr>
+      <w:rPr>
+        <w:rFonts w:ascii="Courier New" w:hAnsi="Courier New" w:cs="Courier New" w:hint="default"/>
+      </w:rPr>
+    </w:lvl>
+    <w:lvl w:ilvl="8" w:tplc="04090005" w:tentative="1">
+      <w:start w:val="1"/>
+      <w:numFmt w:val="bullet"/>
+      <w:lvlText w:val=""/>
+      <w:lvlJc w:val="left"/>
+      <w:pPr>
+        <w:ind w:left="6480" w:hanging="360"/>
+      </w:pPr>
+      <w:rPr>
+        <w:rFonts w:ascii="Wingdings" w:hAnsi="Wingdings" w:hint="default"/>
+      </w:rPr>
+    </w:lvl>
+  </w:abstractNum>
+  <w:abstractNum w:abstractNumId="7" w15:restartNumberingAfterBreak="0">
+    <w:nsid w:val="41AE6F24"/>
+    <w:multiLevelType w:val="hybridMultilevel"/>
+    <w:tmpl w:val="DF344C02"/>
+    <w:lvl w:ilvl="0" w:tplc="04090001">
+      <w:start w:val="1"/>
+      <w:numFmt w:val="bullet"/>
+      <w:lvlText w:val=""/>
+      <w:lvlJc w:val="left"/>
+      <w:pPr>
+        <w:ind w:left="720" w:hanging="360"/>
+      </w:pPr>
+      <w:rPr>
+        <w:rFonts w:ascii="Symbol" w:hAnsi="Symbol" w:hint="default"/>
+      </w:rPr>
+    </w:lvl>
+    <w:lvl w:ilvl="1" w:tplc="04090003">
+      <w:start w:val="1"/>
+      <w:numFmt w:val="bullet"/>
+      <w:lvlText w:val="o"/>
+      <w:lvlJc w:val="left"/>
+      <w:pPr>
+        <w:ind w:left="1440" w:hanging="360"/>
+      </w:pPr>
+      <w:rPr>
+        <w:rFonts w:ascii="Courier New" w:hAnsi="Courier New" w:cs="Courier New" w:hint="default"/>
+      </w:rPr>
+    </w:lvl>
+    <w:lvl w:ilvl="2" w:tplc="04090005">
+      <w:start w:val="1"/>
+      <w:numFmt w:val="bullet"/>
+      <w:lvlText w:val=""/>
+      <w:lvlJc w:val="left"/>
+      <w:pPr>
+        <w:ind w:left="2160" w:hanging="360"/>
+      </w:pPr>
+      <w:rPr>
+        <w:rFonts w:ascii="Wingdings" w:hAnsi="Wingdings" w:hint="default"/>
+      </w:rPr>
+    </w:lvl>
+    <w:lvl w:ilvl="3" w:tplc="04090001" w:tentative="1">
+      <w:start w:val="1"/>
+      <w:numFmt w:val="bullet"/>
+      <w:lvlText w:val=""/>
+      <w:lvlJc w:val="left"/>
+      <w:pPr>
+        <w:ind w:left="2880" w:hanging="360"/>
+      </w:pPr>
+      <w:rPr>
+        <w:rFonts w:ascii="Symbol" w:hAnsi="Symbol" w:hint="default"/>
+      </w:rPr>
+    </w:lvl>
+    <w:lvl w:ilvl="4" w:tplc="04090003" w:tentative="1">
+      <w:start w:val="1"/>
+      <w:numFmt w:val="bullet"/>
+      <w:lvlText w:val="o"/>
+      <w:lvlJc w:val="left"/>
+      <w:pPr>
+        <w:ind w:left="3600" w:hanging="360"/>
+      </w:pPr>
+      <w:rPr>
+        <w:rFonts w:ascii="Courier New" w:hAnsi="Courier New" w:cs="Courier New" w:hint="default"/>
+      </w:rPr>
+    </w:lvl>
+    <w:lvl w:ilvl="5" w:tplc="04090005" w:tentative="1">
+      <w:start w:val="1"/>
+      <w:numFmt w:val="bullet"/>
+      <w:lvlText w:val=""/>
+      <w:lvlJc w:val="left"/>
+      <w:pPr>
+        <w:ind w:left="4320" w:hanging="360"/>
+      </w:pPr>
+      <w:rPr>
+        <w:rFonts w:ascii="Wingdings" w:hAnsi="Wingdings" w:hint="default"/>
+      </w:rPr>
+    </w:lvl>
+    <w:lvl w:ilvl="6" w:tplc="04090001" w:tentative="1">
+      <w:start w:val="1"/>
+      <w:numFmt w:val="bullet"/>
+      <w:lvlText w:val=""/>
+      <w:lvlJc w:val="left"/>
+      <w:pPr>
+        <w:ind w:left="5040" w:hanging="360"/>
+      </w:pPr>
+      <w:rPr>
+        <w:rFonts w:ascii="Symbol" w:hAnsi="Symbol" w:hint="default"/>
+      </w:rPr>
+    </w:lvl>
+    <w:lvl w:ilvl="7" w:tplc="04090003" w:tentative="1">
+      <w:start w:val="1"/>
+      <w:numFmt w:val="bullet"/>
+      <w:lvlText w:val="o"/>
+      <w:lvlJc w:val="left"/>
+      <w:pPr>
+        <w:ind w:left="5760" w:hanging="360"/>
+      </w:pPr>
+      <w:rPr>
+        <w:rFonts w:ascii="Courier New" w:hAnsi="Courier New" w:cs="Courier New" w:hint="default"/>
+      </w:rPr>
+    </w:lvl>
+    <w:lvl w:ilvl="8" w:tplc="04090005" w:tentative="1">
+      <w:start w:val="1"/>
+      <w:numFmt w:val="bullet"/>
+      <w:lvlText w:val=""/>
+      <w:lvlJc w:val="left"/>
+      <w:pPr>
+        <w:ind w:left="6480" w:hanging="360"/>
+      </w:pPr>
+      <w:rPr>
+        <w:rFonts w:ascii="Wingdings" w:hAnsi="Wingdings" w:hint="default"/>
+      </w:rPr>
+    </w:lvl>
+  </w:abstractNum>
+  <w:abstractNum w:abstractNumId="8" w15:restartNumberingAfterBreak="0">
+    <w:nsid w:val="42BF6DB7"/>
+    <w:multiLevelType w:val="hybridMultilevel"/>
+    <w:tmpl w:val="869A2A3C"/>
+    <w:lvl w:ilvl="0" w:tplc="04090001">
+      <w:start w:val="1"/>
+      <w:numFmt w:val="bullet"/>
+      <w:lvlText w:val=""/>
+      <w:lvlJc w:val="left"/>
+      <w:pPr>
+        <w:ind w:left="720" w:hanging="360"/>
+      </w:pPr>
+      <w:rPr>
+        <w:rFonts w:ascii="Symbol" w:hAnsi="Symbol" w:hint="default"/>
+      </w:rPr>
+    </w:lvl>
+    <w:lvl w:ilvl="1" w:tplc="04090003">
+      <w:start w:val="1"/>
+      <w:numFmt w:val="bullet"/>
+      <w:lvlText w:val="o"/>
+      <w:lvlJc w:val="left"/>
+      <w:pPr>
+        <w:ind w:left="1440" w:hanging="360"/>
+      </w:pPr>
+      <w:rPr>
+        <w:rFonts w:ascii="Courier New" w:hAnsi="Courier New" w:cs="Courier New" w:hint="default"/>
+      </w:rPr>
+    </w:lvl>
+    <w:lvl w:ilvl="2" w:tplc="04090005" w:tentative="1">
+      <w:start w:val="1"/>
+      <w:numFmt w:val="bullet"/>
+      <w:lvlText w:val=""/>
+      <w:lvlJc w:val="left"/>
+      <w:pPr>
+        <w:ind w:left="2160" w:hanging="360"/>
+      </w:pPr>
+      <w:rPr>
+        <w:rFonts w:ascii="Wingdings" w:hAnsi="Wingdings" w:hint="default"/>
+      </w:rPr>
+    </w:lvl>
+    <w:lvl w:ilvl="3" w:tplc="04090001" w:tentative="1">
+      <w:start w:val="1"/>
+      <w:numFmt w:val="bullet"/>
+      <w:lvlText w:val=""/>
+      <w:lvlJc w:val="left"/>
+      <w:pPr>
+        <w:ind w:left="2880" w:hanging="360"/>
+      </w:pPr>
+      <w:rPr>
+        <w:rFonts w:ascii="Symbol" w:hAnsi="Symbol" w:hint="default"/>
+      </w:rPr>
+    </w:lvl>
+    <w:lvl w:ilvl="4" w:tplc="04090003" w:tentative="1">
+      <w:start w:val="1"/>
+      <w:numFmt w:val="bullet"/>
+      <w:lvlText w:val="o"/>
+      <w:lvlJc w:val="left"/>
+      <w:pPr>
+        <w:ind w:left="3600" w:hanging="360"/>
+      </w:pPr>
+      <w:rPr>
+        <w:rFonts w:ascii="Courier New" w:hAnsi="Courier New" w:cs="Courier New" w:hint="default"/>
+      </w:rPr>
+    </w:lvl>
+    <w:lvl w:ilvl="5" w:tplc="04090005" w:tentative="1">
+      <w:start w:val="1"/>
+      <w:numFmt w:val="bullet"/>
+      <w:lvlText w:val=""/>
+      <w:lvlJc w:val="left"/>
+      <w:pPr>
+        <w:ind w:left="4320" w:hanging="360"/>
+      </w:pPr>
+      <w:rPr>
+        <w:rFonts w:ascii="Wingdings" w:hAnsi="Wingdings" w:hint="default"/>
+      </w:rPr>
+    </w:lvl>
+    <w:lvl w:ilvl="6" w:tplc="04090001" w:tentative="1">
+      <w:start w:val="1"/>
+      <w:numFmt w:val="bullet"/>
+      <w:lvlText w:val=""/>
+      <w:lvlJc w:val="left"/>
+      <w:pPr>
+        <w:ind w:left="5040" w:hanging="360"/>
+      </w:pPr>
+      <w:rPr>
+        <w:rFonts w:ascii="Symbol" w:hAnsi="Symbol" w:hint="default"/>
+      </w:rPr>
+    </w:lvl>
+    <w:lvl w:ilvl="7" w:tplc="04090003" w:tentative="1">
+      <w:start w:val="1"/>
+      <w:numFmt w:val="bullet"/>
+      <w:lvlText w:val="o"/>
+      <w:lvlJc w:val="left"/>
+      <w:pPr>
+        <w:ind w:left="5760" w:hanging="360"/>
+      </w:pPr>
+      <w:rPr>
+        <w:rFonts w:ascii="Courier New" w:hAnsi="Courier New" w:cs="Courier New" w:hint="default"/>
+      </w:rPr>
+    </w:lvl>
+    <w:lvl w:ilvl="8" w:tplc="04090005" w:tentative="1">
+      <w:start w:val="1"/>
+      <w:numFmt w:val="bullet"/>
+      <w:lvlText w:val=""/>
+      <w:lvlJc w:val="left"/>
+      <w:pPr>
+        <w:ind w:left="6480" w:hanging="360"/>
+      </w:pPr>
+      <w:rPr>
+        <w:rFonts w:ascii="Wingdings" w:hAnsi="Wingdings" w:hint="default"/>
+      </w:rPr>
+    </w:lvl>
+  </w:abstractNum>
+  <w:abstractNum w:abstractNumId="9" w15:restartNumberingAfterBreak="0">
     <w:nsid w:val="42F3381A"/>
     <w:multiLevelType w:val="hybridMultilevel"/>
     <w:tmpl w:val="F2DA3F8C"/>
@@ -954,13 +3051,31 @@
     <w:abstractNumId w:val="0"/>
   </w:num>
   <w:num w:numId="2" w16cid:durableId="361444198">
-    <w:abstractNumId w:val="1"/>
+    <w:abstractNumId w:val="4"/>
   </w:num>
   <w:num w:numId="3" w16cid:durableId="1511948060">
+    <w:abstractNumId w:val="5"/>
+  </w:num>
+  <w:num w:numId="4" w16cid:durableId="1382948430">
+    <w:abstractNumId w:val="9"/>
+  </w:num>
+  <w:num w:numId="5" w16cid:durableId="864320334">
+    <w:abstractNumId w:val="6"/>
+  </w:num>
+  <w:num w:numId="6" w16cid:durableId="1823424132">
+    <w:abstractNumId w:val="3"/>
+  </w:num>
+  <w:num w:numId="7" w16cid:durableId="1345859097">
+    <w:abstractNumId w:val="7"/>
+  </w:num>
+  <w:num w:numId="8" w16cid:durableId="1674260007">
+    <w:abstractNumId w:val="8"/>
+  </w:num>
+  <w:num w:numId="9" w16cid:durableId="1383405355">
     <w:abstractNumId w:val="2"/>
   </w:num>
-  <w:num w:numId="4" w16cid:durableId="1382948430">
-    <w:abstractNumId w:val="3"/>
+  <w:num w:numId="10" w16cid:durableId="1875537186">
+    <w:abstractNumId w:val="1"/>
   </w:num>
 </w:numbering>
 </file>
